--- a/DEVOPS notes.docx
+++ b/DEVOPS notes.docx
@@ -5,12 +5,14 @@
     <w:p>
       <w:pPr>
         <w:rPr>
-          <w:b/>
-          <w:bCs/>
-        </w:rPr>
-      </w:pPr>
-      <w:r>
-        <w:rPr>
+          <w:rFonts w:ascii="Times New Roman" w:hAnsi="Times New Roman" w:cs="Times New Roman"/>
+          <w:b/>
+          <w:bCs/>
+        </w:rPr>
+      </w:pPr>
+      <w:r>
+        <w:rPr>
+          <w:rFonts w:ascii="Times New Roman" w:hAnsi="Times New Roman" w:cs="Times New Roman"/>
           <w:b/>
           <w:bCs/>
         </w:rPr>
@@ -18,7 +20,15 @@
       </w:r>
     </w:p>
     <w:p>
-      <w:r>
+      <w:pPr>
+        <w:rPr>
+          <w:rFonts w:ascii="Times New Roman" w:hAnsi="Times New Roman" w:cs="Times New Roman"/>
+        </w:rPr>
+      </w:pPr>
+      <w:r>
+        <w:rPr>
+          <w:rFonts w:ascii="Times New Roman" w:hAnsi="Times New Roman" w:cs="Times New Roman"/>
+        </w:rPr>
         <w:pict w14:anchorId="6ADDA908">
           <v:rect id="_x0000_i1308" style="width:0;height:1.5pt" o:hralign="center" o:hrstd="t" o:hr="t" fillcolor="#a0a0a0" stroked="f"/>
         </w:pict>
@@ -27,12 +37,14 @@
     <w:p>
       <w:pPr>
         <w:rPr>
-          <w:b/>
-          <w:bCs/>
-        </w:rPr>
-      </w:pPr>
-      <w:r>
-        <w:rPr>
+          <w:rFonts w:ascii="Times New Roman" w:hAnsi="Times New Roman" w:cs="Times New Roman"/>
+          <w:b/>
+          <w:bCs/>
+        </w:rPr>
+      </w:pPr>
+      <w:r>
+        <w:rPr>
+          <w:rFonts w:ascii="Times New Roman" w:hAnsi="Times New Roman" w:cs="Times New Roman"/>
           <w:b/>
           <w:bCs/>
         </w:rPr>
@@ -42,12 +54,14 @@
     <w:p>
       <w:pPr>
         <w:rPr>
-          <w:b/>
-          <w:bCs/>
-        </w:rPr>
-      </w:pPr>
-      <w:r>
-        <w:rPr>
+          <w:rFonts w:ascii="Times New Roman" w:hAnsi="Times New Roman" w:cs="Times New Roman"/>
+          <w:b/>
+          <w:bCs/>
+        </w:rPr>
+      </w:pPr>
+      <w:r>
+        <w:rPr>
+          <w:rFonts w:ascii="Times New Roman" w:hAnsi="Times New Roman" w:cs="Times New Roman"/>
           <w:b/>
           <w:bCs/>
         </w:rPr>
@@ -55,12 +69,41 @@
       </w:r>
     </w:p>
     <w:p>
-      <w:r>
-        <w:t>Git is a distributed version control system used to track changes in source code and manage collaborative development.</w:t>
-      </w:r>
-    </w:p>
-    <w:p>
-      <w:r>
+      <w:pPr>
+        <w:rPr>
+          <w:rFonts w:ascii="Times New Roman" w:hAnsi="Times New Roman" w:cs="Times New Roman"/>
+        </w:rPr>
+      </w:pPr>
+      <w:r>
+        <w:rPr>
+          <w:rFonts w:ascii="Times New Roman" w:hAnsi="Times New Roman" w:cs="Times New Roman"/>
+        </w:rPr>
+        <w:t xml:space="preserve">Git is a </w:t>
+      </w:r>
+      <w:r>
+        <w:rPr>
+          <w:rFonts w:ascii="Times New Roman" w:hAnsi="Times New Roman" w:cs="Times New Roman"/>
+          <w:u w:val="single"/>
+        </w:rPr>
+        <w:t>distributed version control system</w:t>
+      </w:r>
+      <w:r>
+        <w:rPr>
+          <w:rFonts w:ascii="Times New Roman" w:hAnsi="Times New Roman" w:cs="Times New Roman"/>
+        </w:rPr>
+        <w:t xml:space="preserve"> used to track changes in source code and manage collaborative development.</w:t>
+      </w:r>
+    </w:p>
+    <w:p>
+      <w:pPr>
+        <w:rPr>
+          <w:rFonts w:ascii="Times New Roman" w:hAnsi="Times New Roman" w:cs="Times New Roman"/>
+        </w:rPr>
+      </w:pPr>
+      <w:r>
+        <w:rPr>
+          <w:rFonts w:ascii="Times New Roman" w:hAnsi="Times New Roman" w:cs="Times New Roman"/>
+        </w:rPr>
         <w:pict w14:anchorId="54AA7BC9">
           <v:rect id="_x0000_i1309" style="width:0;height:1.5pt" o:hralign="center" o:hrstd="t" o:hr="t" fillcolor="#a0a0a0" stroked="f"/>
         </w:pict>
@@ -69,12 +112,14 @@
     <w:p>
       <w:pPr>
         <w:rPr>
-          <w:b/>
-          <w:bCs/>
-        </w:rPr>
-      </w:pPr>
-      <w:r>
-        <w:rPr>
+          <w:rFonts w:ascii="Times New Roman" w:hAnsi="Times New Roman" w:cs="Times New Roman"/>
+          <w:b/>
+          <w:bCs/>
+        </w:rPr>
+      </w:pPr>
+      <w:r>
+        <w:rPr>
+          <w:rFonts w:ascii="Times New Roman" w:hAnsi="Times New Roman" w:cs="Times New Roman"/>
           <w:b/>
           <w:bCs/>
         </w:rPr>
@@ -84,12 +129,14 @@
     <w:p>
       <w:pPr>
         <w:rPr>
-          <w:b/>
-          <w:bCs/>
-        </w:rPr>
-      </w:pPr>
-      <w:r>
-        <w:rPr>
+          <w:rFonts w:ascii="Times New Roman" w:hAnsi="Times New Roman" w:cs="Times New Roman"/>
+          <w:b/>
+          <w:bCs/>
+        </w:rPr>
+      </w:pPr>
+      <w:r>
+        <w:rPr>
+          <w:rFonts w:ascii="Times New Roman" w:hAnsi="Times New Roman" w:cs="Times New Roman"/>
           <w:b/>
           <w:bCs/>
         </w:rPr>
@@ -98,6 +145,7 @@
       <w:proofErr w:type="spellStart"/>
       <w:r>
         <w:rPr>
+          <w:rFonts w:ascii="Times New Roman" w:hAnsi="Times New Roman" w:cs="Times New Roman"/>
           <w:b/>
           <w:bCs/>
         </w:rPr>
@@ -106,42 +154,79 @@
       <w:proofErr w:type="spellEnd"/>
     </w:p>
     <w:p>
-      <w:r>
-        <w:rPr>
+      <w:pPr>
+        <w:rPr>
+          <w:rFonts w:ascii="Times New Roman" w:hAnsi="Times New Roman" w:cs="Times New Roman"/>
+        </w:rPr>
+      </w:pPr>
+      <w:r>
+        <w:rPr>
+          <w:rFonts w:ascii="Times New Roman" w:hAnsi="Times New Roman" w:cs="Times New Roman"/>
           <w:b/>
           <w:bCs/>
         </w:rPr>
         <w:t>Meaning:</w:t>
       </w:r>
       <w:r>
+        <w:rPr>
+          <w:rFonts w:ascii="Times New Roman" w:hAnsi="Times New Roman" w:cs="Times New Roman"/>
+        </w:rPr>
         <w:t xml:space="preserve"> Initializes a new Git repository.</w:t>
       </w:r>
     </w:p>
     <w:p>
-      <w:r>
+      <w:pPr>
+        <w:rPr>
+          <w:rFonts w:ascii="Times New Roman" w:hAnsi="Times New Roman" w:cs="Times New Roman"/>
+        </w:rPr>
+      </w:pPr>
+      <w:r>
+        <w:rPr>
+          <w:rFonts w:ascii="Times New Roman" w:hAnsi="Times New Roman" w:cs="Times New Roman"/>
+        </w:rPr>
         <w:t xml:space="preserve">git </w:t>
       </w:r>
       <w:proofErr w:type="spellStart"/>
       <w:r>
+        <w:rPr>
+          <w:rFonts w:ascii="Times New Roman" w:hAnsi="Times New Roman" w:cs="Times New Roman"/>
+        </w:rPr>
         <w:t>init</w:t>
       </w:r>
       <w:proofErr w:type="spellEnd"/>
     </w:p>
     <w:p>
-      <w:r>
-        <w:rPr>
+      <w:pPr>
+        <w:rPr>
+          <w:rFonts w:ascii="Times New Roman" w:hAnsi="Times New Roman" w:cs="Times New Roman"/>
+        </w:rPr>
+      </w:pPr>
+      <w:r>
+        <w:rPr>
+          <w:rFonts w:ascii="Times New Roman" w:hAnsi="Times New Roman" w:cs="Times New Roman"/>
           <w:b/>
           <w:bCs/>
         </w:rPr>
         <w:t>Example:</w:t>
       </w:r>
       <w:r>
+        <w:rPr>
+          <w:rFonts w:ascii="Times New Roman" w:hAnsi="Times New Roman" w:cs="Times New Roman"/>
+        </w:rPr>
         <w:br/>
         <w:t>Creates a .git folder to track changes in the current directory.</w:t>
       </w:r>
     </w:p>
     <w:p>
-      <w:r>
+      <w:pPr>
+        <w:rPr>
+          <w:rFonts w:ascii="Times New Roman" w:hAnsi="Times New Roman" w:cs="Times New Roman"/>
+        </w:rPr>
+      </w:pPr>
+      <w:r>
+        <w:rPr>
+          <w:rFonts w:ascii="Times New Roman" w:hAnsi="Times New Roman" w:cs="Times New Roman"/>
+        </w:rPr>
         <w:pict w14:anchorId="2B5BACCE">
           <v:rect id="_x0000_i1310" style="width:0;height:1.5pt" o:hralign="center" o:hrstd="t" o:hr="t" fillcolor="#a0a0a0" stroked="f"/>
         </w:pict>
@@ -150,12 +235,14 @@
     <w:p>
       <w:pPr>
         <w:rPr>
-          <w:b/>
-          <w:bCs/>
-        </w:rPr>
-      </w:pPr>
-      <w:r>
-        <w:rPr>
+          <w:rFonts w:ascii="Times New Roman" w:hAnsi="Times New Roman" w:cs="Times New Roman"/>
+          <w:b/>
+          <w:bCs/>
+        </w:rPr>
+      </w:pPr>
+      <w:r>
+        <w:rPr>
+          <w:rFonts w:ascii="Times New Roman" w:hAnsi="Times New Roman" w:cs="Times New Roman"/>
           <w:b/>
           <w:bCs/>
         </w:rPr>
@@ -163,37 +250,71 @@
       </w:r>
     </w:p>
     <w:p>
-      <w:r>
-        <w:rPr>
+      <w:pPr>
+        <w:rPr>
+          <w:rFonts w:ascii="Times New Roman" w:hAnsi="Times New Roman" w:cs="Times New Roman"/>
+        </w:rPr>
+      </w:pPr>
+      <w:r>
+        <w:rPr>
+          <w:rFonts w:ascii="Times New Roman" w:hAnsi="Times New Roman" w:cs="Times New Roman"/>
           <w:b/>
           <w:bCs/>
         </w:rPr>
         <w:t>Meaning:</w:t>
       </w:r>
       <w:r>
+        <w:rPr>
+          <w:rFonts w:ascii="Times New Roman" w:hAnsi="Times New Roman" w:cs="Times New Roman"/>
+        </w:rPr>
         <w:t xml:space="preserve"> Copies an existing repository from a remote source.</w:t>
       </w:r>
     </w:p>
     <w:p>
-      <w:r>
+      <w:pPr>
+        <w:rPr>
+          <w:rFonts w:ascii="Times New Roman" w:hAnsi="Times New Roman" w:cs="Times New Roman"/>
+        </w:rPr>
+      </w:pPr>
+      <w:r>
+        <w:rPr>
+          <w:rFonts w:ascii="Times New Roman" w:hAnsi="Times New Roman" w:cs="Times New Roman"/>
+        </w:rPr>
         <w:t>git clone https://github.com/user/repo.git</w:t>
       </w:r>
     </w:p>
     <w:p>
-      <w:r>
-        <w:rPr>
+      <w:pPr>
+        <w:rPr>
+          <w:rFonts w:ascii="Times New Roman" w:hAnsi="Times New Roman" w:cs="Times New Roman"/>
+        </w:rPr>
+      </w:pPr>
+      <w:r>
+        <w:rPr>
+          <w:rFonts w:ascii="Times New Roman" w:hAnsi="Times New Roman" w:cs="Times New Roman"/>
           <w:b/>
           <w:bCs/>
         </w:rPr>
         <w:t>Example:</w:t>
       </w:r>
       <w:r>
+        <w:rPr>
+          <w:rFonts w:ascii="Times New Roman" w:hAnsi="Times New Roman" w:cs="Times New Roman"/>
+        </w:rPr>
         <w:br/>
         <w:t>Downloads a project from GitHub to your local system.</w:t>
       </w:r>
     </w:p>
     <w:p>
-      <w:r>
+      <w:pPr>
+        <w:rPr>
+          <w:rFonts w:ascii="Times New Roman" w:hAnsi="Times New Roman" w:cs="Times New Roman"/>
+        </w:rPr>
+      </w:pPr>
+      <w:r>
+        <w:rPr>
+          <w:rFonts w:ascii="Times New Roman" w:hAnsi="Times New Roman" w:cs="Times New Roman"/>
+        </w:rPr>
         <w:pict w14:anchorId="77012C0E">
           <v:rect id="_x0000_i1311" style="width:0;height:1.5pt" o:hralign="center" o:hrstd="t" o:hr="t" fillcolor="#a0a0a0" stroked="f"/>
         </w:pict>
@@ -202,12 +323,14 @@
     <w:p>
       <w:pPr>
         <w:rPr>
-          <w:b/>
-          <w:bCs/>
-        </w:rPr>
-      </w:pPr>
-      <w:r>
-        <w:rPr>
+          <w:rFonts w:ascii="Times New Roman" w:hAnsi="Times New Roman" w:cs="Times New Roman"/>
+          <w:b/>
+          <w:bCs/>
+        </w:rPr>
+      </w:pPr>
+      <w:r>
+        <w:rPr>
+          <w:rFonts w:ascii="Times New Roman" w:hAnsi="Times New Roman" w:cs="Times New Roman"/>
           <w:b/>
           <w:bCs/>
         </w:rPr>
@@ -215,50 +338,98 @@
       </w:r>
     </w:p>
     <w:p>
-      <w:r>
-        <w:rPr>
+      <w:pPr>
+        <w:rPr>
+          <w:rFonts w:ascii="Times New Roman" w:hAnsi="Times New Roman" w:cs="Times New Roman"/>
+        </w:rPr>
+      </w:pPr>
+      <w:r>
+        <w:rPr>
+          <w:rFonts w:ascii="Times New Roman" w:hAnsi="Times New Roman" w:cs="Times New Roman"/>
           <w:b/>
           <w:bCs/>
         </w:rPr>
         <w:t>Meaning:</w:t>
       </w:r>
       <w:r>
+        <w:rPr>
+          <w:rFonts w:ascii="Times New Roman" w:hAnsi="Times New Roman" w:cs="Times New Roman"/>
+        </w:rPr>
         <w:t xml:space="preserve"> Adds files to the staging area.</w:t>
       </w:r>
     </w:p>
     <w:p>
-      <w:r>
+      <w:pPr>
+        <w:rPr>
+          <w:rFonts w:ascii="Times New Roman" w:hAnsi="Times New Roman" w:cs="Times New Roman"/>
+        </w:rPr>
+      </w:pPr>
+      <w:r>
+        <w:rPr>
+          <w:rFonts w:ascii="Times New Roman" w:hAnsi="Times New Roman" w:cs="Times New Roman"/>
+        </w:rPr>
         <w:t>git add file.txt</w:t>
       </w:r>
     </w:p>
     <w:p>
-      <w:r>
+      <w:pPr>
+        <w:rPr>
+          <w:rFonts w:ascii="Times New Roman" w:hAnsi="Times New Roman" w:cs="Times New Roman"/>
+        </w:rPr>
+      </w:pPr>
+      <w:r>
+        <w:rPr>
+          <w:rFonts w:ascii="Times New Roman" w:hAnsi="Times New Roman" w:cs="Times New Roman"/>
+        </w:rPr>
         <w:t xml:space="preserve">git </w:t>
       </w:r>
       <w:proofErr w:type="gramStart"/>
       <w:r>
+        <w:rPr>
+          <w:rFonts w:ascii="Times New Roman" w:hAnsi="Times New Roman" w:cs="Times New Roman"/>
+        </w:rPr>
         <w:t>add</w:t>
       </w:r>
       <w:proofErr w:type="gramEnd"/>
       <w:r>
+        <w:rPr>
+          <w:rFonts w:ascii="Times New Roman" w:hAnsi="Times New Roman" w:cs="Times New Roman"/>
+        </w:rPr>
         <w:t xml:space="preserve"> .</w:t>
       </w:r>
     </w:p>
     <w:p>
-      <w:r>
-        <w:rPr>
+      <w:pPr>
+        <w:rPr>
+          <w:rFonts w:ascii="Times New Roman" w:hAnsi="Times New Roman" w:cs="Times New Roman"/>
+        </w:rPr>
+      </w:pPr>
+      <w:r>
+        <w:rPr>
+          <w:rFonts w:ascii="Times New Roman" w:hAnsi="Times New Roman" w:cs="Times New Roman"/>
           <w:b/>
           <w:bCs/>
         </w:rPr>
         <w:t>Example:</w:t>
       </w:r>
       <w:r>
+        <w:rPr>
+          <w:rFonts w:ascii="Times New Roman" w:hAnsi="Times New Roman" w:cs="Times New Roman"/>
+        </w:rPr>
         <w:br/>
         <w:t>Stages all changes before committing.</w:t>
       </w:r>
     </w:p>
     <w:p>
-      <w:r>
+      <w:pPr>
+        <w:rPr>
+          <w:rFonts w:ascii="Times New Roman" w:hAnsi="Times New Roman" w:cs="Times New Roman"/>
+        </w:rPr>
+      </w:pPr>
+      <w:r>
+        <w:rPr>
+          <w:rFonts w:ascii="Times New Roman" w:hAnsi="Times New Roman" w:cs="Times New Roman"/>
+        </w:rPr>
         <w:pict w14:anchorId="03041165">
           <v:rect id="_x0000_i1312" style="width:0;height:1.5pt" o:hralign="center" o:hrstd="t" o:hr="t" fillcolor="#a0a0a0" stroked="f"/>
         </w:pict>
@@ -267,12 +438,14 @@
     <w:p>
       <w:pPr>
         <w:rPr>
-          <w:b/>
-          <w:bCs/>
-        </w:rPr>
-      </w:pPr>
-      <w:r>
-        <w:rPr>
+          <w:rFonts w:ascii="Times New Roman" w:hAnsi="Times New Roman" w:cs="Times New Roman"/>
+          <w:b/>
+          <w:bCs/>
+        </w:rPr>
+      </w:pPr>
+      <w:r>
+        <w:rPr>
+          <w:rFonts w:ascii="Times New Roman" w:hAnsi="Times New Roman" w:cs="Times New Roman"/>
           <w:b/>
           <w:bCs/>
         </w:rPr>
@@ -280,38 +453,72 @@
       </w:r>
     </w:p>
     <w:p>
-      <w:r>
-        <w:rPr>
+      <w:pPr>
+        <w:rPr>
+          <w:rFonts w:ascii="Times New Roman" w:hAnsi="Times New Roman" w:cs="Times New Roman"/>
+        </w:rPr>
+      </w:pPr>
+      <w:r>
+        <w:rPr>
+          <w:rFonts w:ascii="Times New Roman" w:hAnsi="Times New Roman" w:cs="Times New Roman"/>
           <w:b/>
           <w:bCs/>
         </w:rPr>
         <w:t>Meaning:</w:t>
       </w:r>
       <w:r>
+        <w:rPr>
+          <w:rFonts w:ascii="Times New Roman" w:hAnsi="Times New Roman" w:cs="Times New Roman"/>
+        </w:rPr>
         <w:t xml:space="preserve"> Saves changes permanently in the repository.</w:t>
       </w:r>
     </w:p>
     <w:p>
-      <w:r>
+      <w:pPr>
+        <w:rPr>
+          <w:rFonts w:ascii="Times New Roman" w:hAnsi="Times New Roman" w:cs="Times New Roman"/>
+        </w:rPr>
+      </w:pPr>
+      <w:r>
+        <w:rPr>
+          <w:rFonts w:ascii="Times New Roman" w:hAnsi="Times New Roman" w:cs="Times New Roman"/>
+        </w:rPr>
+        <w:t>git commit -m "Added new feature"</w:t>
+      </w:r>
+    </w:p>
+    <w:p>
+      <w:pPr>
+        <w:rPr>
+          <w:rFonts w:ascii="Times New Roman" w:hAnsi="Times New Roman" w:cs="Times New Roman"/>
+        </w:rPr>
+      </w:pPr>
+      <w:r>
+        <w:rPr>
+          <w:rFonts w:ascii="Times New Roman" w:hAnsi="Times New Roman" w:cs="Times New Roman"/>
+          <w:b/>
+          <w:bCs/>
+        </w:rPr>
         <w:lastRenderedPageBreak/>
-        <w:t>git commit -m "Added new feature"</w:t>
-      </w:r>
-    </w:p>
-    <w:p>
-      <w:r>
-        <w:rPr>
-          <w:b/>
-          <w:bCs/>
-        </w:rPr>
         <w:t>Example:</w:t>
       </w:r>
       <w:r>
+        <w:rPr>
+          <w:rFonts w:ascii="Times New Roman" w:hAnsi="Times New Roman" w:cs="Times New Roman"/>
+        </w:rPr>
         <w:br/>
         <w:t>Creates a snapshot of the project.</w:t>
       </w:r>
     </w:p>
     <w:p>
-      <w:r>
+      <w:pPr>
+        <w:rPr>
+          <w:rFonts w:ascii="Times New Roman" w:hAnsi="Times New Roman" w:cs="Times New Roman"/>
+        </w:rPr>
+      </w:pPr>
+      <w:r>
+        <w:rPr>
+          <w:rFonts w:ascii="Times New Roman" w:hAnsi="Times New Roman" w:cs="Times New Roman"/>
+        </w:rPr>
         <w:pict w14:anchorId="4E1C105B">
           <v:rect id="_x0000_i1313" style="width:0;height:1.5pt" o:hralign="center" o:hrstd="t" o:hr="t" fillcolor="#a0a0a0" stroked="f"/>
         </w:pict>
@@ -320,12 +527,14 @@
     <w:p>
       <w:pPr>
         <w:rPr>
-          <w:b/>
-          <w:bCs/>
-        </w:rPr>
-      </w:pPr>
-      <w:r>
-        <w:rPr>
+          <w:rFonts w:ascii="Times New Roman" w:hAnsi="Times New Roman" w:cs="Times New Roman"/>
+          <w:b/>
+          <w:bCs/>
+        </w:rPr>
+      </w:pPr>
+      <w:r>
+        <w:rPr>
+          <w:rFonts w:ascii="Times New Roman" w:hAnsi="Times New Roman" w:cs="Times New Roman"/>
           <w:b/>
           <w:bCs/>
         </w:rPr>
@@ -333,24 +542,49 @@
       </w:r>
     </w:p>
     <w:p>
-      <w:r>
-        <w:rPr>
+      <w:pPr>
+        <w:rPr>
+          <w:rFonts w:ascii="Times New Roman" w:hAnsi="Times New Roman" w:cs="Times New Roman"/>
+        </w:rPr>
+      </w:pPr>
+      <w:r>
+        <w:rPr>
+          <w:rFonts w:ascii="Times New Roman" w:hAnsi="Times New Roman" w:cs="Times New Roman"/>
           <w:b/>
           <w:bCs/>
         </w:rPr>
         <w:t>Meaning:</w:t>
       </w:r>
       <w:r>
+        <w:rPr>
+          <w:rFonts w:ascii="Times New Roman" w:hAnsi="Times New Roman" w:cs="Times New Roman"/>
+        </w:rPr>
         <w:t xml:space="preserve"> Uploads local changes to remote repository.</w:t>
       </w:r>
     </w:p>
     <w:p>
-      <w:r>
+      <w:pPr>
+        <w:rPr>
+          <w:rFonts w:ascii="Times New Roman" w:hAnsi="Times New Roman" w:cs="Times New Roman"/>
+        </w:rPr>
+      </w:pPr>
+      <w:r>
+        <w:rPr>
+          <w:rFonts w:ascii="Times New Roman" w:hAnsi="Times New Roman" w:cs="Times New Roman"/>
+        </w:rPr>
         <w:t>git push origin main</w:t>
       </w:r>
     </w:p>
     <w:p>
-      <w:r>
+      <w:pPr>
+        <w:rPr>
+          <w:rFonts w:ascii="Times New Roman" w:hAnsi="Times New Roman" w:cs="Times New Roman"/>
+        </w:rPr>
+      </w:pPr>
+      <w:r>
+        <w:rPr>
+          <w:rFonts w:ascii="Times New Roman" w:hAnsi="Times New Roman" w:cs="Times New Roman"/>
+        </w:rPr>
         <w:pict w14:anchorId="25AC4389">
           <v:rect id="_x0000_i1314" style="width:0;height:1.5pt" o:hralign="center" o:hrstd="t" o:hr="t" fillcolor="#a0a0a0" stroked="f"/>
         </w:pict>
@@ -359,12 +593,14 @@
     <w:p>
       <w:pPr>
         <w:rPr>
-          <w:b/>
-          <w:bCs/>
-        </w:rPr>
-      </w:pPr>
-      <w:r>
-        <w:rPr>
+          <w:rFonts w:ascii="Times New Roman" w:hAnsi="Times New Roman" w:cs="Times New Roman"/>
+          <w:b/>
+          <w:bCs/>
+        </w:rPr>
+      </w:pPr>
+      <w:r>
+        <w:rPr>
+          <w:rFonts w:ascii="Times New Roman" w:hAnsi="Times New Roman" w:cs="Times New Roman"/>
           <w:b/>
           <w:bCs/>
         </w:rPr>
@@ -372,24 +608,49 @@
       </w:r>
     </w:p>
     <w:p>
-      <w:r>
-        <w:rPr>
+      <w:pPr>
+        <w:rPr>
+          <w:rFonts w:ascii="Times New Roman" w:hAnsi="Times New Roman" w:cs="Times New Roman"/>
+        </w:rPr>
+      </w:pPr>
+      <w:r>
+        <w:rPr>
+          <w:rFonts w:ascii="Times New Roman" w:hAnsi="Times New Roman" w:cs="Times New Roman"/>
           <w:b/>
           <w:bCs/>
         </w:rPr>
         <w:t>Meaning:</w:t>
       </w:r>
       <w:r>
+        <w:rPr>
+          <w:rFonts w:ascii="Times New Roman" w:hAnsi="Times New Roman" w:cs="Times New Roman"/>
+        </w:rPr>
         <w:t xml:space="preserve"> Fetches and merges changes from remote repository.</w:t>
       </w:r>
     </w:p>
     <w:p>
-      <w:r>
+      <w:pPr>
+        <w:rPr>
+          <w:rFonts w:ascii="Times New Roman" w:hAnsi="Times New Roman" w:cs="Times New Roman"/>
+        </w:rPr>
+      </w:pPr>
+      <w:r>
+        <w:rPr>
+          <w:rFonts w:ascii="Times New Roman" w:hAnsi="Times New Roman" w:cs="Times New Roman"/>
+        </w:rPr>
         <w:t>git pull origin main</w:t>
       </w:r>
     </w:p>
     <w:p>
-      <w:r>
+      <w:pPr>
+        <w:rPr>
+          <w:rFonts w:ascii="Times New Roman" w:hAnsi="Times New Roman" w:cs="Times New Roman"/>
+        </w:rPr>
+      </w:pPr>
+      <w:r>
+        <w:rPr>
+          <w:rFonts w:ascii="Times New Roman" w:hAnsi="Times New Roman" w:cs="Times New Roman"/>
+        </w:rPr>
         <w:pict w14:anchorId="5CA7AC65">
           <v:rect id="_x0000_i1315" style="width:0;height:1.5pt" o:hralign="center" o:hrstd="t" o:hr="t" fillcolor="#a0a0a0" stroked="f"/>
         </w:pict>
@@ -398,12 +659,14 @@
     <w:p>
       <w:pPr>
         <w:rPr>
-          <w:b/>
-          <w:bCs/>
-        </w:rPr>
-      </w:pPr>
-      <w:r>
-        <w:rPr>
+          <w:rFonts w:ascii="Times New Roman" w:hAnsi="Times New Roman" w:cs="Times New Roman"/>
+          <w:b/>
+          <w:bCs/>
+        </w:rPr>
+      </w:pPr>
+      <w:r>
+        <w:rPr>
+          <w:rFonts w:ascii="Times New Roman" w:hAnsi="Times New Roman" w:cs="Times New Roman"/>
           <w:b/>
           <w:bCs/>
         </w:rPr>
@@ -411,24 +674,49 @@
       </w:r>
     </w:p>
     <w:p>
-      <w:r>
-        <w:rPr>
+      <w:pPr>
+        <w:rPr>
+          <w:rFonts w:ascii="Times New Roman" w:hAnsi="Times New Roman" w:cs="Times New Roman"/>
+        </w:rPr>
+      </w:pPr>
+      <w:r>
+        <w:rPr>
+          <w:rFonts w:ascii="Times New Roman" w:hAnsi="Times New Roman" w:cs="Times New Roman"/>
           <w:b/>
           <w:bCs/>
         </w:rPr>
         <w:t>Meaning:</w:t>
       </w:r>
       <w:r>
+        <w:rPr>
+          <w:rFonts w:ascii="Times New Roman" w:hAnsi="Times New Roman" w:cs="Times New Roman"/>
+        </w:rPr>
         <w:t xml:space="preserve"> Shows current state of repository.</w:t>
       </w:r>
     </w:p>
     <w:p>
-      <w:r>
+      <w:pPr>
+        <w:rPr>
+          <w:rFonts w:ascii="Times New Roman" w:hAnsi="Times New Roman" w:cs="Times New Roman"/>
+        </w:rPr>
+      </w:pPr>
+      <w:r>
+        <w:rPr>
+          <w:rFonts w:ascii="Times New Roman" w:hAnsi="Times New Roman" w:cs="Times New Roman"/>
+        </w:rPr>
         <w:t>git status</w:t>
       </w:r>
     </w:p>
     <w:p>
-      <w:r>
+      <w:pPr>
+        <w:rPr>
+          <w:rFonts w:ascii="Times New Roman" w:hAnsi="Times New Roman" w:cs="Times New Roman"/>
+        </w:rPr>
+      </w:pPr>
+      <w:r>
+        <w:rPr>
+          <w:rFonts w:ascii="Times New Roman" w:hAnsi="Times New Roman" w:cs="Times New Roman"/>
+        </w:rPr>
         <w:pict w14:anchorId="278D7F6D">
           <v:rect id="_x0000_i1316" style="width:0;height:1.5pt" o:hralign="center" o:hrstd="t" o:hr="t" fillcolor="#a0a0a0" stroked="f"/>
         </w:pict>
@@ -437,12 +725,14 @@
     <w:p>
       <w:pPr>
         <w:rPr>
-          <w:b/>
-          <w:bCs/>
-        </w:rPr>
-      </w:pPr>
-      <w:r>
-        <w:rPr>
+          <w:rFonts w:ascii="Times New Roman" w:hAnsi="Times New Roman" w:cs="Times New Roman"/>
+          <w:b/>
+          <w:bCs/>
+        </w:rPr>
+      </w:pPr>
+      <w:r>
+        <w:rPr>
+          <w:rFonts w:ascii="Times New Roman" w:hAnsi="Times New Roman" w:cs="Times New Roman"/>
           <w:b/>
           <w:bCs/>
         </w:rPr>
@@ -450,31 +740,64 @@
       </w:r>
     </w:p>
     <w:p>
-      <w:r>
-        <w:rPr>
+      <w:pPr>
+        <w:rPr>
+          <w:rFonts w:ascii="Times New Roman" w:hAnsi="Times New Roman" w:cs="Times New Roman"/>
+        </w:rPr>
+      </w:pPr>
+      <w:r>
+        <w:rPr>
+          <w:rFonts w:ascii="Times New Roman" w:hAnsi="Times New Roman" w:cs="Times New Roman"/>
           <w:b/>
           <w:bCs/>
         </w:rPr>
         <w:t>Meaning:</w:t>
       </w:r>
       <w:r>
+        <w:rPr>
+          <w:rFonts w:ascii="Times New Roman" w:hAnsi="Times New Roman" w:cs="Times New Roman"/>
+        </w:rPr>
         <w:t xml:space="preserve"> Displays commit history.</w:t>
       </w:r>
     </w:p>
     <w:p>
-      <w:r>
+      <w:pPr>
+        <w:rPr>
+          <w:rFonts w:ascii="Times New Roman" w:hAnsi="Times New Roman" w:cs="Times New Roman"/>
+        </w:rPr>
+      </w:pPr>
+      <w:r>
+        <w:rPr>
+          <w:rFonts w:ascii="Times New Roman" w:hAnsi="Times New Roman" w:cs="Times New Roman"/>
+        </w:rPr>
         <w:t>git log</w:t>
       </w:r>
     </w:p>
     <w:p>
-      <w:r>
+      <w:pPr>
+        <w:rPr>
+          <w:rFonts w:ascii="Times New Roman" w:hAnsi="Times New Roman" w:cs="Times New Roman"/>
+        </w:rPr>
+      </w:pPr>
+      <w:r>
+        <w:rPr>
+          <w:rFonts w:ascii="Times New Roman" w:hAnsi="Times New Roman" w:cs="Times New Roman"/>
+        </w:rPr>
         <w:pict w14:anchorId="7A5E3F2D">
           <v:rect id="_x0000_i1317" style="width:0;height:1.5pt" o:hralign="center" o:hrstd="t" o:hr="t" fillcolor="#a0a0a0" stroked="f"/>
         </w:pict>
       </w:r>
     </w:p>
     <w:p>
-      <w:r>
+      <w:pPr>
+        <w:rPr>
+          <w:rFonts w:ascii="Times New Roman" w:hAnsi="Times New Roman" w:cs="Times New Roman"/>
+        </w:rPr>
+      </w:pPr>
+      <w:r>
+        <w:rPr>
+          <w:rFonts w:ascii="Times New Roman" w:hAnsi="Times New Roman" w:cs="Times New Roman"/>
+        </w:rPr>
         <w:pict w14:anchorId="0CAAA599">
           <v:rect id="_x0000_i1318" style="width:0;height:1.5pt" o:hralign="center" o:hrstd="t" o:hr="t" fillcolor="#a0a0a0" stroked="f"/>
         </w:pict>
@@ -483,12 +806,14 @@
     <w:p>
       <w:pPr>
         <w:rPr>
-          <w:b/>
-          <w:bCs/>
-        </w:rPr>
-      </w:pPr>
-      <w:r>
-        <w:rPr>
+          <w:rFonts w:ascii="Times New Roman" w:hAnsi="Times New Roman" w:cs="Times New Roman"/>
+          <w:b/>
+          <w:bCs/>
+        </w:rPr>
+      </w:pPr>
+      <w:r>
+        <w:rPr>
+          <w:rFonts w:ascii="Times New Roman" w:hAnsi="Times New Roman" w:cs="Times New Roman"/>
           <w:b/>
           <w:bCs/>
         </w:rPr>
@@ -498,12 +823,14 @@
     <w:p>
       <w:pPr>
         <w:rPr>
-          <w:b/>
-          <w:bCs/>
-        </w:rPr>
-      </w:pPr>
-      <w:r>
-        <w:rPr>
+          <w:rFonts w:ascii="Times New Roman" w:hAnsi="Times New Roman" w:cs="Times New Roman"/>
+          <w:b/>
+          <w:bCs/>
+        </w:rPr>
+      </w:pPr>
+      <w:r>
+        <w:rPr>
+          <w:rFonts w:ascii="Times New Roman" w:hAnsi="Times New Roman" w:cs="Times New Roman"/>
           <w:b/>
           <w:bCs/>
         </w:rPr>
@@ -523,8 +850,8 @@
         <w:tblLook w:val="04A0" w:firstRow="1" w:lastRow="0" w:firstColumn="1" w:lastColumn="0" w:noHBand="0" w:noVBand="1"/>
       </w:tblPr>
       <w:tblGrid>
-        <w:gridCol w:w="908"/>
-        <w:gridCol w:w="1434"/>
+        <w:gridCol w:w="982"/>
+        <w:gridCol w:w="1348"/>
       </w:tblGrid>
       <w:tr>
         <w:trPr>
@@ -540,12 +867,14 @@
           <w:p>
             <w:pPr>
               <w:rPr>
+                <w:rFonts w:ascii="Times New Roman" w:hAnsi="Times New Roman" w:cs="Times New Roman"/>
                 <w:b/>
                 <w:bCs/>
               </w:rPr>
             </w:pPr>
             <w:r>
               <w:rPr>
+                <w:rFonts w:ascii="Times New Roman" w:hAnsi="Times New Roman" w:cs="Times New Roman"/>
                 <w:b/>
                 <w:bCs/>
               </w:rPr>
@@ -562,12 +891,14 @@
           <w:p>
             <w:pPr>
               <w:rPr>
+                <w:rFonts w:ascii="Times New Roman" w:hAnsi="Times New Roman" w:cs="Times New Roman"/>
                 <w:b/>
                 <w:bCs/>
               </w:rPr>
             </w:pPr>
             <w:r>
               <w:rPr>
+                <w:rFonts w:ascii="Times New Roman" w:hAnsi="Times New Roman" w:cs="Times New Roman"/>
                 <w:b/>
                 <w:bCs/>
               </w:rPr>
@@ -587,7 +918,15 @@
             <w:hideMark/>
           </w:tcPr>
           <w:p>
+            <w:pPr>
+              <w:rPr>
+                <w:rFonts w:ascii="Times New Roman" w:hAnsi="Times New Roman" w:cs="Times New Roman"/>
+              </w:rPr>
+            </w:pPr>
             <w:r>
+              <w:rPr>
+                <w:rFonts w:ascii="Times New Roman" w:hAnsi="Times New Roman" w:cs="Times New Roman"/>
+              </w:rPr>
               <w:t>GET</w:t>
             </w:r>
           </w:p>
@@ -599,7 +938,15 @@
             <w:hideMark/>
           </w:tcPr>
           <w:p>
+            <w:pPr>
+              <w:rPr>
+                <w:rFonts w:ascii="Times New Roman" w:hAnsi="Times New Roman" w:cs="Times New Roman"/>
+              </w:rPr>
+            </w:pPr>
             <w:r>
+              <w:rPr>
+                <w:rFonts w:ascii="Times New Roman" w:hAnsi="Times New Roman" w:cs="Times New Roman"/>
+              </w:rPr>
               <w:t>Retrieve data</w:t>
             </w:r>
           </w:p>
@@ -616,7 +963,15 @@
             <w:hideMark/>
           </w:tcPr>
           <w:p>
+            <w:pPr>
+              <w:rPr>
+                <w:rFonts w:ascii="Times New Roman" w:hAnsi="Times New Roman" w:cs="Times New Roman"/>
+              </w:rPr>
+            </w:pPr>
             <w:r>
+              <w:rPr>
+                <w:rFonts w:ascii="Times New Roman" w:hAnsi="Times New Roman" w:cs="Times New Roman"/>
+              </w:rPr>
               <w:t>POST</w:t>
             </w:r>
           </w:p>
@@ -628,7 +983,15 @@
             <w:hideMark/>
           </w:tcPr>
           <w:p>
+            <w:pPr>
+              <w:rPr>
+                <w:rFonts w:ascii="Times New Roman" w:hAnsi="Times New Roman" w:cs="Times New Roman"/>
+              </w:rPr>
+            </w:pPr>
             <w:r>
+              <w:rPr>
+                <w:rFonts w:ascii="Times New Roman" w:hAnsi="Times New Roman" w:cs="Times New Roman"/>
+              </w:rPr>
               <w:t>Create data</w:t>
             </w:r>
           </w:p>
@@ -645,7 +1008,15 @@
             <w:hideMark/>
           </w:tcPr>
           <w:p>
+            <w:pPr>
+              <w:rPr>
+                <w:rFonts w:ascii="Times New Roman" w:hAnsi="Times New Roman" w:cs="Times New Roman"/>
+              </w:rPr>
+            </w:pPr>
             <w:r>
+              <w:rPr>
+                <w:rFonts w:ascii="Times New Roman" w:hAnsi="Times New Roman" w:cs="Times New Roman"/>
+              </w:rPr>
               <w:t>PUT</w:t>
             </w:r>
           </w:p>
@@ -657,7 +1028,15 @@
             <w:hideMark/>
           </w:tcPr>
           <w:p>
+            <w:pPr>
+              <w:rPr>
+                <w:rFonts w:ascii="Times New Roman" w:hAnsi="Times New Roman" w:cs="Times New Roman"/>
+              </w:rPr>
+            </w:pPr>
             <w:r>
+              <w:rPr>
+                <w:rFonts w:ascii="Times New Roman" w:hAnsi="Times New Roman" w:cs="Times New Roman"/>
+              </w:rPr>
               <w:t>Update data</w:t>
             </w:r>
           </w:p>
@@ -674,8 +1053,15 @@
             <w:hideMark/>
           </w:tcPr>
           <w:p>
+            <w:pPr>
+              <w:rPr>
+                <w:rFonts w:ascii="Times New Roman" w:hAnsi="Times New Roman" w:cs="Times New Roman"/>
+              </w:rPr>
+            </w:pPr>
             <w:r>
-              <w:lastRenderedPageBreak/>
+              <w:rPr>
+                <w:rFonts w:ascii="Times New Roman" w:hAnsi="Times New Roman" w:cs="Times New Roman"/>
+              </w:rPr>
               <w:t>DELETE</w:t>
             </w:r>
           </w:p>
@@ -687,7 +1073,15 @@
             <w:hideMark/>
           </w:tcPr>
           <w:p>
+            <w:pPr>
+              <w:rPr>
+                <w:rFonts w:ascii="Times New Roman" w:hAnsi="Times New Roman" w:cs="Times New Roman"/>
+              </w:rPr>
+            </w:pPr>
             <w:r>
+              <w:rPr>
+                <w:rFonts w:ascii="Times New Roman" w:hAnsi="Times New Roman" w:cs="Times New Roman"/>
+              </w:rPr>
               <w:t>Remove data</w:t>
             </w:r>
           </w:p>
@@ -695,7 +1089,15 @@
       </w:tr>
     </w:tbl>
     <w:p>
-      <w:r>
+      <w:pPr>
+        <w:rPr>
+          <w:rFonts w:ascii="Times New Roman" w:hAnsi="Times New Roman" w:cs="Times New Roman"/>
+        </w:rPr>
+      </w:pPr>
+      <w:r>
+        <w:rPr>
+          <w:rFonts w:ascii="Times New Roman" w:hAnsi="Times New Roman" w:cs="Times New Roman"/>
+        </w:rPr>
         <w:pict w14:anchorId="099FA8FD">
           <v:rect id="_x0000_i1319" style="width:0;height:1.5pt" o:hralign="center" o:hrstd="t" o:hr="t" fillcolor="#a0a0a0" stroked="f"/>
         </w:pict>
@@ -704,12 +1106,14 @@
     <w:p>
       <w:pPr>
         <w:rPr>
-          <w:b/>
-          <w:bCs/>
-        </w:rPr>
-      </w:pPr>
-      <w:r>
-        <w:rPr>
+          <w:rFonts w:ascii="Times New Roman" w:hAnsi="Times New Roman" w:cs="Times New Roman"/>
+          <w:b/>
+          <w:bCs/>
+        </w:rPr>
+      </w:pPr>
+      <w:r>
+        <w:rPr>
+          <w:rFonts w:ascii="Times New Roman" w:hAnsi="Times New Roman" w:cs="Times New Roman"/>
           <w:b/>
           <w:bCs/>
         </w:rPr>
@@ -717,66 +1121,159 @@
       </w:r>
     </w:p>
     <w:p>
-      <w:r>
+      <w:pPr>
+        <w:rPr>
+          <w:rFonts w:ascii="Times New Roman" w:hAnsi="Times New Roman" w:cs="Times New Roman"/>
+        </w:rPr>
+      </w:pPr>
+      <w:r>
+        <w:rPr>
+          <w:rFonts w:ascii="Times New Roman" w:hAnsi="Times New Roman" w:cs="Times New Roman"/>
+        </w:rPr>
+        <w:lastRenderedPageBreak/>
         <w:t xml:space="preserve">from flask import Flask, </w:t>
       </w:r>
       <w:proofErr w:type="spellStart"/>
       <w:r>
+        <w:rPr>
+          <w:rFonts w:ascii="Times New Roman" w:hAnsi="Times New Roman" w:cs="Times New Roman"/>
+        </w:rPr>
         <w:t>jsonify</w:t>
       </w:r>
       <w:proofErr w:type="spellEnd"/>
     </w:p>
-    <w:p/>
-    <w:p>
-      <w:r>
+    <w:p>
+      <w:pPr>
+        <w:rPr>
+          <w:rFonts w:ascii="Times New Roman" w:hAnsi="Times New Roman" w:cs="Times New Roman"/>
+        </w:rPr>
+      </w:pPr>
+    </w:p>
+    <w:p>
+      <w:pPr>
+        <w:rPr>
+          <w:rFonts w:ascii="Times New Roman" w:hAnsi="Times New Roman" w:cs="Times New Roman"/>
+        </w:rPr>
+      </w:pPr>
+      <w:r>
+        <w:rPr>
+          <w:rFonts w:ascii="Times New Roman" w:hAnsi="Times New Roman" w:cs="Times New Roman"/>
+        </w:rPr>
         <w:t>app = Flask(__name__)</w:t>
       </w:r>
     </w:p>
-    <w:p/>
-    <w:p>
-      <w:r>
+    <w:p>
+      <w:pPr>
+        <w:rPr>
+          <w:rFonts w:ascii="Times New Roman" w:hAnsi="Times New Roman" w:cs="Times New Roman"/>
+        </w:rPr>
+      </w:pPr>
+    </w:p>
+    <w:p>
+      <w:pPr>
+        <w:rPr>
+          <w:rFonts w:ascii="Times New Roman" w:hAnsi="Times New Roman" w:cs="Times New Roman"/>
+        </w:rPr>
+      </w:pPr>
+      <w:r>
+        <w:rPr>
+          <w:rFonts w:ascii="Times New Roman" w:hAnsi="Times New Roman" w:cs="Times New Roman"/>
+        </w:rPr>
         <w:t>@app.route("/users", methods=["GET"])</w:t>
       </w:r>
     </w:p>
     <w:p>
-      <w:r>
+      <w:pPr>
+        <w:rPr>
+          <w:rFonts w:ascii="Times New Roman" w:hAnsi="Times New Roman" w:cs="Times New Roman"/>
+        </w:rPr>
+      </w:pPr>
+      <w:r>
+        <w:rPr>
+          <w:rFonts w:ascii="Times New Roman" w:hAnsi="Times New Roman" w:cs="Times New Roman"/>
+        </w:rPr>
         <w:t xml:space="preserve">def </w:t>
       </w:r>
       <w:proofErr w:type="spellStart"/>
       <w:r>
+        <w:rPr>
+          <w:rFonts w:ascii="Times New Roman" w:hAnsi="Times New Roman" w:cs="Times New Roman"/>
+        </w:rPr>
         <w:t>get_users</w:t>
       </w:r>
       <w:proofErr w:type="spellEnd"/>
       <w:r>
+        <w:rPr>
+          <w:rFonts w:ascii="Times New Roman" w:hAnsi="Times New Roman" w:cs="Times New Roman"/>
+        </w:rPr>
         <w:t>():</w:t>
       </w:r>
     </w:p>
     <w:p>
-      <w:r>
+      <w:pPr>
+        <w:rPr>
+          <w:rFonts w:ascii="Times New Roman" w:hAnsi="Times New Roman" w:cs="Times New Roman"/>
+        </w:rPr>
+      </w:pPr>
+      <w:r>
+        <w:rPr>
+          <w:rFonts w:ascii="Times New Roman" w:hAnsi="Times New Roman" w:cs="Times New Roman"/>
+        </w:rPr>
         <w:t xml:space="preserve">    return </w:t>
       </w:r>
       <w:proofErr w:type="spellStart"/>
       <w:r>
+        <w:rPr>
+          <w:rFonts w:ascii="Times New Roman" w:hAnsi="Times New Roman" w:cs="Times New Roman"/>
+        </w:rPr>
         <w:t>jsonify</w:t>
       </w:r>
       <w:proofErr w:type="spellEnd"/>
       <w:r>
+        <w:rPr>
+          <w:rFonts w:ascii="Times New Roman" w:hAnsi="Times New Roman" w:cs="Times New Roman"/>
+        </w:rPr>
         <w:t>({"users": []})</w:t>
       </w:r>
     </w:p>
-    <w:p/>
-    <w:p>
+    <w:p>
+      <w:pPr>
+        <w:rPr>
+          <w:rFonts w:ascii="Times New Roman" w:hAnsi="Times New Roman" w:cs="Times New Roman"/>
+        </w:rPr>
+      </w:pPr>
+    </w:p>
+    <w:p>
+      <w:pPr>
+        <w:rPr>
+          <w:rFonts w:ascii="Times New Roman" w:hAnsi="Times New Roman" w:cs="Times New Roman"/>
+        </w:rPr>
+      </w:pPr>
       <w:proofErr w:type="spellStart"/>
       <w:r>
+        <w:rPr>
+          <w:rFonts w:ascii="Times New Roman" w:hAnsi="Times New Roman" w:cs="Times New Roman"/>
+        </w:rPr>
         <w:t>app.run</w:t>
       </w:r>
       <w:proofErr w:type="spellEnd"/>
       <w:r>
+        <w:rPr>
+          <w:rFonts w:ascii="Times New Roman" w:hAnsi="Times New Roman" w:cs="Times New Roman"/>
+        </w:rPr>
         <w:t>()</w:t>
       </w:r>
     </w:p>
     <w:p>
-      <w:r>
+      <w:pPr>
+        <w:rPr>
+          <w:rFonts w:ascii="Times New Roman" w:hAnsi="Times New Roman" w:cs="Times New Roman"/>
+        </w:rPr>
+      </w:pPr>
+      <w:r>
+        <w:rPr>
+          <w:rFonts w:ascii="Times New Roman" w:hAnsi="Times New Roman" w:cs="Times New Roman"/>
+        </w:rPr>
         <w:pict w14:anchorId="4D22B38C">
           <v:rect id="_x0000_i1320" style="width:0;height:1.5pt" o:hralign="center" o:hrstd="t" o:hr="t" fillcolor="#a0a0a0" stroked="f"/>
         </w:pict>
@@ -785,12 +1282,14 @@
     <w:p>
       <w:pPr>
         <w:rPr>
-          <w:b/>
-          <w:bCs/>
-        </w:rPr>
-      </w:pPr>
-      <w:r>
-        <w:rPr>
+          <w:rFonts w:ascii="Times New Roman" w:hAnsi="Times New Roman" w:cs="Times New Roman"/>
+          <w:b/>
+          <w:bCs/>
+        </w:rPr>
+      </w:pPr>
+      <w:r>
+        <w:rPr>
+          <w:rFonts w:ascii="Times New Roman" w:hAnsi="Times New Roman" w:cs="Times New Roman"/>
           <w:b/>
           <w:bCs/>
         </w:rPr>
@@ -803,8 +1302,14 @@
           <w:ilvl w:val="0"/>
           <w:numId w:val="1"/>
         </w:numPr>
-      </w:pPr>
-      <w:r>
+        <w:rPr>
+          <w:rFonts w:ascii="Times New Roman" w:hAnsi="Times New Roman" w:cs="Times New Roman"/>
+        </w:rPr>
+      </w:pPr>
+      <w:r>
+        <w:rPr>
+          <w:rFonts w:ascii="Times New Roman" w:hAnsi="Times New Roman" w:cs="Times New Roman"/>
+        </w:rPr>
         <w:t>Enter URL: http://127.0.0.1:5000/users</w:t>
       </w:r>
     </w:p>
@@ -814,8 +1319,14 @@
           <w:ilvl w:val="0"/>
           <w:numId w:val="1"/>
         </w:numPr>
-      </w:pPr>
-      <w:r>
+        <w:rPr>
+          <w:rFonts w:ascii="Times New Roman" w:hAnsi="Times New Roman" w:cs="Times New Roman"/>
+        </w:rPr>
+      </w:pPr>
+      <w:r>
+        <w:rPr>
+          <w:rFonts w:ascii="Times New Roman" w:hAnsi="Times New Roman" w:cs="Times New Roman"/>
+        </w:rPr>
         <w:t>Select method: GET</w:t>
       </w:r>
     </w:p>
@@ -825,20 +1336,42 @@
           <w:ilvl w:val="0"/>
           <w:numId w:val="1"/>
         </w:numPr>
-      </w:pPr>
-      <w:r>
+        <w:rPr>
+          <w:rFonts w:ascii="Times New Roman" w:hAnsi="Times New Roman" w:cs="Times New Roman"/>
+        </w:rPr>
+      </w:pPr>
+      <w:r>
+        <w:rPr>
+          <w:rFonts w:ascii="Times New Roman" w:hAnsi="Times New Roman" w:cs="Times New Roman"/>
+        </w:rPr>
         <w:t>Click Send</w:t>
       </w:r>
     </w:p>
     <w:p>
-      <w:r>
+      <w:pPr>
+        <w:rPr>
+          <w:rFonts w:ascii="Times New Roman" w:hAnsi="Times New Roman" w:cs="Times New Roman"/>
+        </w:rPr>
+      </w:pPr>
+      <w:r>
+        <w:rPr>
+          <w:rFonts w:ascii="Times New Roman" w:hAnsi="Times New Roman" w:cs="Times New Roman"/>
+        </w:rPr>
         <w:pict w14:anchorId="474EE032">
           <v:rect id="_x0000_i1321" style="width:0;height:1.5pt" o:hralign="center" o:hrstd="t" o:hr="t" fillcolor="#a0a0a0" stroked="f"/>
         </w:pict>
       </w:r>
     </w:p>
     <w:p>
-      <w:r>
+      <w:pPr>
+        <w:rPr>
+          <w:rFonts w:ascii="Times New Roman" w:hAnsi="Times New Roman" w:cs="Times New Roman"/>
+        </w:rPr>
+      </w:pPr>
+      <w:r>
+        <w:rPr>
+          <w:rFonts w:ascii="Times New Roman" w:hAnsi="Times New Roman" w:cs="Times New Roman"/>
+        </w:rPr>
         <w:pict w14:anchorId="37FBABF1">
           <v:rect id="_x0000_i1322" style="width:0;height:1.5pt" o:hralign="center" o:hrstd="t" o:hr="t" fillcolor="#a0a0a0" stroked="f"/>
         </w:pict>
@@ -847,12 +1380,14 @@
     <w:p>
       <w:pPr>
         <w:rPr>
-          <w:b/>
-          <w:bCs/>
-        </w:rPr>
-      </w:pPr>
-      <w:r>
-        <w:rPr>
+          <w:rFonts w:ascii="Times New Roman" w:hAnsi="Times New Roman" w:cs="Times New Roman"/>
+          <w:b/>
+          <w:bCs/>
+        </w:rPr>
+      </w:pPr>
+      <w:r>
+        <w:rPr>
+          <w:rFonts w:ascii="Times New Roman" w:hAnsi="Times New Roman" w:cs="Times New Roman"/>
           <w:b/>
           <w:bCs/>
         </w:rPr>
@@ -862,12 +1397,14 @@
     <w:p>
       <w:pPr>
         <w:rPr>
-          <w:b/>
-          <w:bCs/>
-        </w:rPr>
-      </w:pPr>
-      <w:r>
-        <w:rPr>
+          <w:rFonts w:ascii="Times New Roman" w:hAnsi="Times New Roman" w:cs="Times New Roman"/>
+          <w:b/>
+          <w:bCs/>
+        </w:rPr>
+      </w:pPr>
+      <w:r>
+        <w:rPr>
+          <w:rFonts w:ascii="Times New Roman" w:hAnsi="Times New Roman" w:cs="Times New Roman"/>
           <w:b/>
           <w:bCs/>
         </w:rPr>
@@ -877,12 +1414,14 @@
     <w:p>
       <w:pPr>
         <w:rPr>
-          <w:b/>
-          <w:bCs/>
-        </w:rPr>
-      </w:pPr>
-      <w:r>
-        <w:rPr>
+          <w:rFonts w:ascii="Times New Roman" w:hAnsi="Times New Roman" w:cs="Times New Roman"/>
+          <w:b/>
+          <w:bCs/>
+        </w:rPr>
+      </w:pPr>
+      <w:r>
+        <w:rPr>
+          <w:rFonts w:ascii="Times New Roman" w:hAnsi="Times New Roman" w:cs="Times New Roman"/>
           <w:b/>
           <w:bCs/>
         </w:rPr>
@@ -890,40 +1429,77 @@
       </w:r>
     </w:p>
     <w:p>
-      <w:r>
-        <w:rPr>
+      <w:pPr>
+        <w:rPr>
+          <w:rFonts w:ascii="Times New Roman" w:hAnsi="Times New Roman" w:cs="Times New Roman"/>
+        </w:rPr>
+      </w:pPr>
+      <w:r>
+        <w:rPr>
+          <w:rFonts w:ascii="Times New Roman" w:hAnsi="Times New Roman" w:cs="Times New Roman"/>
           <w:b/>
           <w:bCs/>
         </w:rPr>
         <w:t>Meaning:</w:t>
       </w:r>
       <w:r>
+        <w:rPr>
+          <w:rFonts w:ascii="Times New Roman" w:hAnsi="Times New Roman" w:cs="Times New Roman"/>
+        </w:rPr>
         <w:t xml:space="preserve"> Builds an image from </w:t>
       </w:r>
       <w:proofErr w:type="spellStart"/>
       <w:r>
+        <w:rPr>
+          <w:rFonts w:ascii="Times New Roman" w:hAnsi="Times New Roman" w:cs="Times New Roman"/>
+        </w:rPr>
         <w:t>Dockerfile</w:t>
       </w:r>
       <w:proofErr w:type="spellEnd"/>
       <w:r>
+        <w:rPr>
+          <w:rFonts w:ascii="Times New Roman" w:hAnsi="Times New Roman" w:cs="Times New Roman"/>
+        </w:rPr>
         <w:t>.</w:t>
       </w:r>
     </w:p>
     <w:p>
-      <w:r>
+      <w:pPr>
+        <w:rPr>
+          <w:rFonts w:ascii="Times New Roman" w:hAnsi="Times New Roman" w:cs="Times New Roman"/>
+        </w:rPr>
+      </w:pPr>
+      <w:r>
+        <w:rPr>
+          <w:rFonts w:ascii="Times New Roman" w:hAnsi="Times New Roman" w:cs="Times New Roman"/>
+        </w:rPr>
         <w:t xml:space="preserve">docker build -t </w:t>
       </w:r>
       <w:proofErr w:type="spellStart"/>
       <w:r>
+        <w:rPr>
+          <w:rFonts w:ascii="Times New Roman" w:hAnsi="Times New Roman" w:cs="Times New Roman"/>
+        </w:rPr>
         <w:t>myapp</w:t>
       </w:r>
       <w:proofErr w:type="spellEnd"/>
       <w:r>
+        <w:rPr>
+          <w:rFonts w:ascii="Times New Roman" w:hAnsi="Times New Roman" w:cs="Times New Roman"/>
+        </w:rPr>
         <w:t xml:space="preserve"> .</w:t>
       </w:r>
     </w:p>
     <w:p>
-      <w:r>
+      <w:pPr>
+        <w:rPr>
+          <w:rFonts w:ascii="Times New Roman" w:hAnsi="Times New Roman" w:cs="Times New Roman"/>
+        </w:rPr>
+      </w:pPr>
+      <w:r>
+        <w:rPr>
+          <w:rFonts w:ascii="Times New Roman" w:hAnsi="Times New Roman" w:cs="Times New Roman"/>
+        </w:rPr>
         <w:pict w14:anchorId="4D0004DB">
           <v:rect id="_x0000_i1323" style="width:0;height:1.5pt" o:hralign="center" o:hrstd="t" o:hr="t" fillcolor="#a0a0a0" stroked="f"/>
         </w:pict>
@@ -932,12 +1508,14 @@
     <w:p>
       <w:pPr>
         <w:rPr>
-          <w:b/>
-          <w:bCs/>
-        </w:rPr>
-      </w:pPr>
-      <w:r>
-        <w:rPr>
+          <w:rFonts w:ascii="Times New Roman" w:hAnsi="Times New Roman" w:cs="Times New Roman"/>
+          <w:b/>
+          <w:bCs/>
+        </w:rPr>
+      </w:pPr>
+      <w:r>
+        <w:rPr>
+          <w:rFonts w:ascii="Times New Roman" w:hAnsi="Times New Roman" w:cs="Times New Roman"/>
           <w:b/>
           <w:bCs/>
         </w:rPr>
@@ -945,30 +1523,57 @@
       </w:r>
     </w:p>
     <w:p>
-      <w:r>
-        <w:rPr>
+      <w:pPr>
+        <w:rPr>
+          <w:rFonts w:ascii="Times New Roman" w:hAnsi="Times New Roman" w:cs="Times New Roman"/>
+        </w:rPr>
+      </w:pPr>
+      <w:r>
+        <w:rPr>
+          <w:rFonts w:ascii="Times New Roman" w:hAnsi="Times New Roman" w:cs="Times New Roman"/>
           <w:b/>
           <w:bCs/>
         </w:rPr>
         <w:t>Meaning:</w:t>
       </w:r>
       <w:r>
+        <w:rPr>
+          <w:rFonts w:ascii="Times New Roman" w:hAnsi="Times New Roman" w:cs="Times New Roman"/>
+        </w:rPr>
         <w:t xml:space="preserve"> Runs a container from image.</w:t>
       </w:r>
     </w:p>
     <w:p>
-      <w:r>
-        <w:lastRenderedPageBreak/>
+      <w:pPr>
+        <w:rPr>
+          <w:rFonts w:ascii="Times New Roman" w:hAnsi="Times New Roman" w:cs="Times New Roman"/>
+        </w:rPr>
+      </w:pPr>
+      <w:r>
+        <w:rPr>
+          <w:rFonts w:ascii="Times New Roman" w:hAnsi="Times New Roman" w:cs="Times New Roman"/>
+        </w:rPr>
         <w:t xml:space="preserve">docker run -p 5000:5000 </w:t>
       </w:r>
       <w:proofErr w:type="spellStart"/>
       <w:r>
+        <w:rPr>
+          <w:rFonts w:ascii="Times New Roman" w:hAnsi="Times New Roman" w:cs="Times New Roman"/>
+        </w:rPr>
         <w:t>myapp</w:t>
       </w:r>
       <w:proofErr w:type="spellEnd"/>
     </w:p>
     <w:p>
-      <w:r>
+      <w:pPr>
+        <w:rPr>
+          <w:rFonts w:ascii="Times New Roman" w:hAnsi="Times New Roman" w:cs="Times New Roman"/>
+        </w:rPr>
+      </w:pPr>
+      <w:r>
+        <w:rPr>
+          <w:rFonts w:ascii="Times New Roman" w:hAnsi="Times New Roman" w:cs="Times New Roman"/>
+        </w:rPr>
         <w:pict w14:anchorId="14C72A44">
           <v:rect id="_x0000_i1324" style="width:0;height:1.5pt" o:hralign="center" o:hrstd="t" o:hr="t" fillcolor="#a0a0a0" stroked="f"/>
         </w:pict>
@@ -977,12 +1582,14 @@
     <w:p>
       <w:pPr>
         <w:rPr>
-          <w:b/>
-          <w:bCs/>
-        </w:rPr>
-      </w:pPr>
-      <w:r>
-        <w:rPr>
+          <w:rFonts w:ascii="Times New Roman" w:hAnsi="Times New Roman" w:cs="Times New Roman"/>
+          <w:b/>
+          <w:bCs/>
+        </w:rPr>
+      </w:pPr>
+      <w:r>
+        <w:rPr>
+          <w:rFonts w:ascii="Times New Roman" w:hAnsi="Times New Roman" w:cs="Times New Roman"/>
           <w:b/>
           <w:bCs/>
         </w:rPr>
@@ -991,6 +1598,7 @@
       <w:proofErr w:type="spellStart"/>
       <w:r>
         <w:rPr>
+          <w:rFonts w:ascii="Times New Roman" w:hAnsi="Times New Roman" w:cs="Times New Roman"/>
           <w:b/>
           <w:bCs/>
         </w:rPr>
@@ -999,29 +1607,58 @@
       <w:proofErr w:type="spellEnd"/>
     </w:p>
     <w:p>
-      <w:r>
-        <w:rPr>
+      <w:pPr>
+        <w:rPr>
+          <w:rFonts w:ascii="Times New Roman" w:hAnsi="Times New Roman" w:cs="Times New Roman"/>
+        </w:rPr>
+      </w:pPr>
+      <w:r>
+        <w:rPr>
+          <w:rFonts w:ascii="Times New Roman" w:hAnsi="Times New Roman" w:cs="Times New Roman"/>
           <w:b/>
           <w:bCs/>
         </w:rPr>
         <w:t>Meaning:</w:t>
       </w:r>
       <w:r>
+        <w:rPr>
+          <w:rFonts w:ascii="Times New Roman" w:hAnsi="Times New Roman" w:cs="Times New Roman"/>
+        </w:rPr>
         <w:t xml:space="preserve"> Lists running containers.</w:t>
       </w:r>
     </w:p>
     <w:p>
-      <w:r>
+      <w:pPr>
+        <w:rPr>
+          <w:rFonts w:ascii="Times New Roman" w:hAnsi="Times New Roman" w:cs="Times New Roman"/>
+        </w:rPr>
+      </w:pPr>
+      <w:r>
+        <w:rPr>
+          <w:rFonts w:ascii="Times New Roman" w:hAnsi="Times New Roman" w:cs="Times New Roman"/>
+        </w:rPr>
         <w:t xml:space="preserve">docker </w:t>
       </w:r>
       <w:proofErr w:type="spellStart"/>
       <w:r>
+        <w:rPr>
+          <w:rFonts w:ascii="Times New Roman" w:hAnsi="Times New Roman" w:cs="Times New Roman"/>
+        </w:rPr>
         <w:t>ps</w:t>
       </w:r>
       <w:proofErr w:type="spellEnd"/>
     </w:p>
     <w:p>
-      <w:r>
+      <w:pPr>
+        <w:rPr>
+          <w:rFonts w:ascii="Times New Roman" w:hAnsi="Times New Roman" w:cs="Times New Roman"/>
+        </w:rPr>
+      </w:pPr>
+      <w:r>
+        <w:rPr>
+          <w:rFonts w:ascii="Times New Roman" w:hAnsi="Times New Roman" w:cs="Times New Roman"/>
+        </w:rPr>
+        <w:lastRenderedPageBreak/>
         <w:pict w14:anchorId="37AD2AFA">
           <v:rect id="_x0000_i1325" style="width:0;height:1.5pt" o:hralign="center" o:hrstd="t" o:hr="t" fillcolor="#a0a0a0" stroked="f"/>
         </w:pict>
@@ -1030,12 +1667,14 @@
     <w:p>
       <w:pPr>
         <w:rPr>
-          <w:b/>
-          <w:bCs/>
-        </w:rPr>
-      </w:pPr>
-      <w:r>
-        <w:rPr>
+          <w:rFonts w:ascii="Times New Roman" w:hAnsi="Times New Roman" w:cs="Times New Roman"/>
+          <w:b/>
+          <w:bCs/>
+        </w:rPr>
+      </w:pPr>
+      <w:r>
+        <w:rPr>
+          <w:rFonts w:ascii="Times New Roman" w:hAnsi="Times New Roman" w:cs="Times New Roman"/>
           <w:b/>
           <w:bCs/>
         </w:rPr>
@@ -1043,29 +1682,57 @@
       </w:r>
     </w:p>
     <w:p>
-      <w:r>
-        <w:rPr>
+      <w:pPr>
+        <w:rPr>
+          <w:rFonts w:ascii="Times New Roman" w:hAnsi="Times New Roman" w:cs="Times New Roman"/>
+        </w:rPr>
+      </w:pPr>
+      <w:r>
+        <w:rPr>
+          <w:rFonts w:ascii="Times New Roman" w:hAnsi="Times New Roman" w:cs="Times New Roman"/>
           <w:b/>
           <w:bCs/>
         </w:rPr>
         <w:t>Meaning:</w:t>
       </w:r>
       <w:r>
+        <w:rPr>
+          <w:rFonts w:ascii="Times New Roman" w:hAnsi="Times New Roman" w:cs="Times New Roman"/>
+        </w:rPr>
         <w:t xml:space="preserve"> Stops a container.</w:t>
       </w:r>
     </w:p>
     <w:p>
-      <w:r>
+      <w:pPr>
+        <w:rPr>
+          <w:rFonts w:ascii="Times New Roman" w:hAnsi="Times New Roman" w:cs="Times New Roman"/>
+        </w:rPr>
+      </w:pPr>
+      <w:r>
+        <w:rPr>
+          <w:rFonts w:ascii="Times New Roman" w:hAnsi="Times New Roman" w:cs="Times New Roman"/>
+        </w:rPr>
         <w:t xml:space="preserve">docker stop </w:t>
       </w:r>
       <w:proofErr w:type="spellStart"/>
       <w:r>
+        <w:rPr>
+          <w:rFonts w:ascii="Times New Roman" w:hAnsi="Times New Roman" w:cs="Times New Roman"/>
+        </w:rPr>
         <w:t>container_id</w:t>
       </w:r>
       <w:proofErr w:type="spellEnd"/>
     </w:p>
     <w:p>
-      <w:r>
+      <w:pPr>
+        <w:rPr>
+          <w:rFonts w:ascii="Times New Roman" w:hAnsi="Times New Roman" w:cs="Times New Roman"/>
+        </w:rPr>
+      </w:pPr>
+      <w:r>
+        <w:rPr>
+          <w:rFonts w:ascii="Times New Roman" w:hAnsi="Times New Roman" w:cs="Times New Roman"/>
+        </w:rPr>
         <w:pict w14:anchorId="09567C1C">
           <v:rect id="_x0000_i1326" style="width:0;height:1.5pt" o:hralign="center" o:hrstd="t" o:hr="t" fillcolor="#a0a0a0" stroked="f"/>
         </w:pict>
@@ -1074,12 +1741,14 @@
     <w:p>
       <w:pPr>
         <w:rPr>
-          <w:b/>
-          <w:bCs/>
-        </w:rPr>
-      </w:pPr>
-      <w:r>
-        <w:rPr>
+          <w:rFonts w:ascii="Times New Roman" w:hAnsi="Times New Roman" w:cs="Times New Roman"/>
+          <w:b/>
+          <w:bCs/>
+        </w:rPr>
+      </w:pPr>
+      <w:r>
+        <w:rPr>
+          <w:rFonts w:ascii="Times New Roman" w:hAnsi="Times New Roman" w:cs="Times New Roman"/>
           <w:b/>
           <w:bCs/>
         </w:rPr>
@@ -1087,29 +1756,57 @@
       </w:r>
     </w:p>
     <w:p>
-      <w:r>
-        <w:rPr>
+      <w:pPr>
+        <w:rPr>
+          <w:rFonts w:ascii="Times New Roman" w:hAnsi="Times New Roman" w:cs="Times New Roman"/>
+        </w:rPr>
+      </w:pPr>
+      <w:r>
+        <w:rPr>
+          <w:rFonts w:ascii="Times New Roman" w:hAnsi="Times New Roman" w:cs="Times New Roman"/>
           <w:b/>
           <w:bCs/>
         </w:rPr>
         <w:t>Meaning:</w:t>
       </w:r>
       <w:r>
+        <w:rPr>
+          <w:rFonts w:ascii="Times New Roman" w:hAnsi="Times New Roman" w:cs="Times New Roman"/>
+        </w:rPr>
         <w:t xml:space="preserve"> Removes a container.</w:t>
       </w:r>
     </w:p>
     <w:p>
-      <w:r>
+      <w:pPr>
+        <w:rPr>
+          <w:rFonts w:ascii="Times New Roman" w:hAnsi="Times New Roman" w:cs="Times New Roman"/>
+        </w:rPr>
+      </w:pPr>
+      <w:r>
+        <w:rPr>
+          <w:rFonts w:ascii="Times New Roman" w:hAnsi="Times New Roman" w:cs="Times New Roman"/>
+        </w:rPr>
         <w:t xml:space="preserve">docker rm </w:t>
       </w:r>
       <w:proofErr w:type="spellStart"/>
       <w:r>
+        <w:rPr>
+          <w:rFonts w:ascii="Times New Roman" w:hAnsi="Times New Roman" w:cs="Times New Roman"/>
+        </w:rPr>
         <w:t>container_id</w:t>
       </w:r>
       <w:proofErr w:type="spellEnd"/>
     </w:p>
     <w:p>
-      <w:r>
+      <w:pPr>
+        <w:rPr>
+          <w:rFonts w:ascii="Times New Roman" w:hAnsi="Times New Roman" w:cs="Times New Roman"/>
+        </w:rPr>
+      </w:pPr>
+      <w:r>
+        <w:rPr>
+          <w:rFonts w:ascii="Times New Roman" w:hAnsi="Times New Roman" w:cs="Times New Roman"/>
+        </w:rPr>
         <w:pict w14:anchorId="55E3F5FE">
           <v:rect id="_x0000_i1327" style="width:0;height:1.5pt" o:hralign="center" o:hrstd="t" o:hr="t" fillcolor="#a0a0a0" stroked="f"/>
         </w:pict>
@@ -1118,12 +1815,14 @@
     <w:p>
       <w:pPr>
         <w:rPr>
-          <w:b/>
-          <w:bCs/>
-        </w:rPr>
-      </w:pPr>
-      <w:r>
-        <w:rPr>
+          <w:rFonts w:ascii="Times New Roman" w:hAnsi="Times New Roman" w:cs="Times New Roman"/>
+          <w:b/>
+          <w:bCs/>
+        </w:rPr>
+      </w:pPr>
+      <w:r>
+        <w:rPr>
+          <w:rFonts w:ascii="Times New Roman" w:hAnsi="Times New Roman" w:cs="Times New Roman"/>
           <w:b/>
           <w:bCs/>
         </w:rPr>
@@ -1131,24 +1830,49 @@
       </w:r>
     </w:p>
     <w:p>
-      <w:r>
-        <w:rPr>
+      <w:pPr>
+        <w:rPr>
+          <w:rFonts w:ascii="Times New Roman" w:hAnsi="Times New Roman" w:cs="Times New Roman"/>
+        </w:rPr>
+      </w:pPr>
+      <w:r>
+        <w:rPr>
+          <w:rFonts w:ascii="Times New Roman" w:hAnsi="Times New Roman" w:cs="Times New Roman"/>
           <w:b/>
           <w:bCs/>
         </w:rPr>
         <w:t>Meaning:</w:t>
       </w:r>
       <w:r>
+        <w:rPr>
+          <w:rFonts w:ascii="Times New Roman" w:hAnsi="Times New Roman" w:cs="Times New Roman"/>
+        </w:rPr>
         <w:t xml:space="preserve"> Lists images.</w:t>
       </w:r>
     </w:p>
     <w:p>
-      <w:r>
+      <w:pPr>
+        <w:rPr>
+          <w:rFonts w:ascii="Times New Roman" w:hAnsi="Times New Roman" w:cs="Times New Roman"/>
+        </w:rPr>
+      </w:pPr>
+      <w:r>
+        <w:rPr>
+          <w:rFonts w:ascii="Times New Roman" w:hAnsi="Times New Roman" w:cs="Times New Roman"/>
+        </w:rPr>
         <w:t>docker images</w:t>
       </w:r>
     </w:p>
     <w:p>
-      <w:r>
+      <w:pPr>
+        <w:rPr>
+          <w:rFonts w:ascii="Times New Roman" w:hAnsi="Times New Roman" w:cs="Times New Roman"/>
+        </w:rPr>
+      </w:pPr>
+      <w:r>
+        <w:rPr>
+          <w:rFonts w:ascii="Times New Roman" w:hAnsi="Times New Roman" w:cs="Times New Roman"/>
+        </w:rPr>
         <w:pict w14:anchorId="2560F77A">
           <v:rect id="_x0000_i1328" style="width:0;height:1.5pt" o:hralign="center" o:hrstd="t" o:hr="t" fillcolor="#a0a0a0" stroked="f"/>
         </w:pict>
@@ -1157,12 +1881,14 @@
     <w:p>
       <w:pPr>
         <w:rPr>
-          <w:b/>
-          <w:bCs/>
-        </w:rPr>
-      </w:pPr>
-      <w:r>
-        <w:rPr>
+          <w:rFonts w:ascii="Times New Roman" w:hAnsi="Times New Roman" w:cs="Times New Roman"/>
+          <w:b/>
+          <w:bCs/>
+        </w:rPr>
+      </w:pPr>
+      <w:r>
+        <w:rPr>
+          <w:rFonts w:ascii="Times New Roman" w:hAnsi="Times New Roman" w:cs="Times New Roman"/>
           <w:b/>
           <w:bCs/>
         </w:rPr>
@@ -1170,32 +1896,63 @@
       </w:r>
     </w:p>
     <w:p>
-      <w:r>
-        <w:rPr>
+      <w:pPr>
+        <w:rPr>
+          <w:rFonts w:ascii="Times New Roman" w:hAnsi="Times New Roman" w:cs="Times New Roman"/>
+        </w:rPr>
+      </w:pPr>
+      <w:r>
+        <w:rPr>
+          <w:rFonts w:ascii="Times New Roman" w:hAnsi="Times New Roman" w:cs="Times New Roman"/>
           <w:b/>
           <w:bCs/>
         </w:rPr>
         <w:t>Meaning:</w:t>
       </w:r>
       <w:r>
+        <w:rPr>
+          <w:rFonts w:ascii="Times New Roman" w:hAnsi="Times New Roman" w:cs="Times New Roman"/>
+        </w:rPr>
         <w:t xml:space="preserve"> Runs command inside container.</w:t>
       </w:r>
     </w:p>
     <w:p>
-      <w:r>
+      <w:pPr>
+        <w:rPr>
+          <w:rFonts w:ascii="Times New Roman" w:hAnsi="Times New Roman" w:cs="Times New Roman"/>
+        </w:rPr>
+      </w:pPr>
+      <w:r>
+        <w:rPr>
+          <w:rFonts w:ascii="Times New Roman" w:hAnsi="Times New Roman" w:cs="Times New Roman"/>
+        </w:rPr>
         <w:t xml:space="preserve">docker exec -it </w:t>
       </w:r>
       <w:proofErr w:type="spellStart"/>
       <w:r>
+        <w:rPr>
+          <w:rFonts w:ascii="Times New Roman" w:hAnsi="Times New Roman" w:cs="Times New Roman"/>
+        </w:rPr>
         <w:t>container_name</w:t>
       </w:r>
       <w:proofErr w:type="spellEnd"/>
       <w:r>
+        <w:rPr>
+          <w:rFonts w:ascii="Times New Roman" w:hAnsi="Times New Roman" w:cs="Times New Roman"/>
+        </w:rPr>
         <w:t xml:space="preserve"> bash</w:t>
       </w:r>
     </w:p>
     <w:p>
-      <w:r>
+      <w:pPr>
+        <w:rPr>
+          <w:rFonts w:ascii="Times New Roman" w:hAnsi="Times New Roman" w:cs="Times New Roman"/>
+        </w:rPr>
+      </w:pPr>
+      <w:r>
+        <w:rPr>
+          <w:rFonts w:ascii="Times New Roman" w:hAnsi="Times New Roman" w:cs="Times New Roman"/>
+        </w:rPr>
         <w:pict w14:anchorId="1402D3DF">
           <v:rect id="_x0000_i1329" style="width:0;height:1.5pt" o:hralign="center" o:hrstd="t" o:hr="t" fillcolor="#a0a0a0" stroked="f"/>
         </w:pict>
@@ -1204,12 +1961,14 @@
     <w:p>
       <w:pPr>
         <w:rPr>
-          <w:b/>
-          <w:bCs/>
-        </w:rPr>
-      </w:pPr>
-      <w:r>
-        <w:rPr>
+          <w:rFonts w:ascii="Times New Roman" w:hAnsi="Times New Roman" w:cs="Times New Roman"/>
+          <w:b/>
+          <w:bCs/>
+        </w:rPr>
+      </w:pPr>
+      <w:r>
+        <w:rPr>
+          <w:rFonts w:ascii="Times New Roman" w:hAnsi="Times New Roman" w:cs="Times New Roman"/>
           <w:b/>
           <w:bCs/>
         </w:rPr>
@@ -1218,6 +1977,7 @@
       <w:proofErr w:type="spellStart"/>
       <w:r>
         <w:rPr>
+          <w:rFonts w:ascii="Times New Roman" w:hAnsi="Times New Roman" w:cs="Times New Roman"/>
           <w:b/>
           <w:bCs/>
         </w:rPr>
@@ -1226,6 +1986,7 @@
       <w:proofErr w:type="spellEnd"/>
       <w:r>
         <w:rPr>
+          <w:rFonts w:ascii="Times New Roman" w:hAnsi="Times New Roman" w:cs="Times New Roman"/>
           <w:b/>
           <w:bCs/>
         </w:rPr>
@@ -1233,40 +1994,95 @@
       </w:r>
     </w:p>
     <w:p>
-      <w:r>
+      <w:pPr>
+        <w:rPr>
+          <w:rFonts w:ascii="Times New Roman" w:hAnsi="Times New Roman" w:cs="Times New Roman"/>
+        </w:rPr>
+      </w:pPr>
+      <w:r>
+        <w:rPr>
+          <w:rFonts w:ascii="Times New Roman" w:hAnsi="Times New Roman" w:cs="Times New Roman"/>
+        </w:rPr>
         <w:t>FROM python:3.10</w:t>
       </w:r>
     </w:p>
     <w:p>
-      <w:r>
+      <w:pPr>
+        <w:rPr>
+          <w:rFonts w:ascii="Times New Roman" w:hAnsi="Times New Roman" w:cs="Times New Roman"/>
+        </w:rPr>
+      </w:pPr>
+      <w:r>
+        <w:rPr>
+          <w:rFonts w:ascii="Times New Roman" w:hAnsi="Times New Roman" w:cs="Times New Roman"/>
+        </w:rPr>
         <w:t>WORKDIR /app</w:t>
       </w:r>
     </w:p>
     <w:p>
-      <w:r>
+      <w:pPr>
+        <w:rPr>
+          <w:rFonts w:ascii="Times New Roman" w:hAnsi="Times New Roman" w:cs="Times New Roman"/>
+        </w:rPr>
+      </w:pPr>
+      <w:r>
+        <w:rPr>
+          <w:rFonts w:ascii="Times New Roman" w:hAnsi="Times New Roman" w:cs="Times New Roman"/>
+        </w:rPr>
         <w:t>COPY . .</w:t>
       </w:r>
     </w:p>
     <w:p>
-      <w:r>
+      <w:pPr>
+        <w:rPr>
+          <w:rFonts w:ascii="Times New Roman" w:hAnsi="Times New Roman" w:cs="Times New Roman"/>
+        </w:rPr>
+      </w:pPr>
+      <w:r>
+        <w:rPr>
+          <w:rFonts w:ascii="Times New Roman" w:hAnsi="Times New Roman" w:cs="Times New Roman"/>
+        </w:rPr>
         <w:t>RUN pip install flask</w:t>
       </w:r>
     </w:p>
     <w:p>
-      <w:r>
+      <w:pPr>
+        <w:rPr>
+          <w:rFonts w:ascii="Times New Roman" w:hAnsi="Times New Roman" w:cs="Times New Roman"/>
+        </w:rPr>
+      </w:pPr>
+      <w:r>
+        <w:rPr>
+          <w:rFonts w:ascii="Times New Roman" w:hAnsi="Times New Roman" w:cs="Times New Roman"/>
+        </w:rPr>
         <w:t>CMD ["python", "app.py"]</w:t>
       </w:r>
     </w:p>
     <w:p>
-      <w:r>
-        <w:lastRenderedPageBreak/>
+      <w:pPr>
+        <w:rPr>
+          <w:rFonts w:ascii="Times New Roman" w:hAnsi="Times New Roman" w:cs="Times New Roman"/>
+        </w:rPr>
+      </w:pPr>
+      <w:r>
+        <w:rPr>
+          <w:rFonts w:ascii="Times New Roman" w:hAnsi="Times New Roman" w:cs="Times New Roman"/>
+        </w:rPr>
         <w:pict w14:anchorId="4B86CF9A">
           <v:rect id="_x0000_i1330" style="width:0;height:1.5pt" o:hralign="center" o:hrstd="t" o:hr="t" fillcolor="#a0a0a0" stroked="f"/>
         </w:pict>
       </w:r>
     </w:p>
     <w:p>
-      <w:r>
+      <w:pPr>
+        <w:rPr>
+          <w:rFonts w:ascii="Times New Roman" w:hAnsi="Times New Roman" w:cs="Times New Roman"/>
+        </w:rPr>
+      </w:pPr>
+      <w:r>
+        <w:rPr>
+          <w:rFonts w:ascii="Times New Roman" w:hAnsi="Times New Roman" w:cs="Times New Roman"/>
+        </w:rPr>
         <w:pict w14:anchorId="0DD72CA0">
           <v:rect id="_x0000_i1331" style="width:0;height:1.5pt" o:hralign="center" o:hrstd="t" o:hr="t" fillcolor="#a0a0a0" stroked="f"/>
         </w:pict>
@@ -1275,12 +2091,14 @@
     <w:p>
       <w:pPr>
         <w:rPr>
-          <w:b/>
-          <w:bCs/>
-        </w:rPr>
-      </w:pPr>
-      <w:r>
-        <w:rPr>
+          <w:rFonts w:ascii="Times New Roman" w:hAnsi="Times New Roman" w:cs="Times New Roman"/>
+          <w:b/>
+          <w:bCs/>
+        </w:rPr>
+      </w:pPr>
+      <w:r>
+        <w:rPr>
+          <w:rFonts w:ascii="Times New Roman" w:hAnsi="Times New Roman" w:cs="Times New Roman"/>
           <w:b/>
           <w:bCs/>
         </w:rPr>
@@ -1290,12 +2108,14 @@
     <w:p>
       <w:pPr>
         <w:rPr>
-          <w:b/>
-          <w:bCs/>
-        </w:rPr>
-      </w:pPr>
-      <w:r>
-        <w:rPr>
+          <w:rFonts w:ascii="Times New Roman" w:hAnsi="Times New Roman" w:cs="Times New Roman"/>
+          <w:b/>
+          <w:bCs/>
+        </w:rPr>
+      </w:pPr>
+      <w:r>
+        <w:rPr>
+          <w:rFonts w:ascii="Times New Roman" w:hAnsi="Times New Roman" w:cs="Times New Roman"/>
           <w:b/>
           <w:bCs/>
         </w:rPr>
@@ -1305,12 +2125,14 @@
     <w:p>
       <w:pPr>
         <w:rPr>
-          <w:b/>
-          <w:bCs/>
-        </w:rPr>
-      </w:pPr>
-      <w:r>
-        <w:rPr>
+          <w:rFonts w:ascii="Times New Roman" w:hAnsi="Times New Roman" w:cs="Times New Roman"/>
+          <w:b/>
+          <w:bCs/>
+        </w:rPr>
+      </w:pPr>
+      <w:r>
+        <w:rPr>
+          <w:rFonts w:ascii="Times New Roman" w:hAnsi="Times New Roman" w:cs="Times New Roman"/>
           <w:b/>
           <w:bCs/>
         </w:rPr>
@@ -1318,24 +2140,50 @@
       </w:r>
     </w:p>
     <w:p>
-      <w:r>
-        <w:rPr>
+      <w:pPr>
+        <w:rPr>
+          <w:rFonts w:ascii="Times New Roman" w:hAnsi="Times New Roman" w:cs="Times New Roman"/>
+        </w:rPr>
+      </w:pPr>
+      <w:r>
+        <w:rPr>
+          <w:rFonts w:ascii="Times New Roman" w:hAnsi="Times New Roman" w:cs="Times New Roman"/>
           <w:b/>
           <w:bCs/>
         </w:rPr>
         <w:t>Meaning:</w:t>
       </w:r>
       <w:r>
+        <w:rPr>
+          <w:rFonts w:ascii="Times New Roman" w:hAnsi="Times New Roman" w:cs="Times New Roman"/>
+        </w:rPr>
         <w:t xml:space="preserve"> Starts containers.</w:t>
       </w:r>
     </w:p>
     <w:p>
-      <w:r>
+      <w:pPr>
+        <w:rPr>
+          <w:rFonts w:ascii="Times New Roman" w:hAnsi="Times New Roman" w:cs="Times New Roman"/>
+        </w:rPr>
+      </w:pPr>
+      <w:r>
+        <w:rPr>
+          <w:rFonts w:ascii="Times New Roman" w:hAnsi="Times New Roman" w:cs="Times New Roman"/>
+        </w:rPr>
+        <w:lastRenderedPageBreak/>
         <w:t>docker-compose up</w:t>
       </w:r>
     </w:p>
     <w:p>
-      <w:r>
+      <w:pPr>
+        <w:rPr>
+          <w:rFonts w:ascii="Times New Roman" w:hAnsi="Times New Roman" w:cs="Times New Roman"/>
+        </w:rPr>
+      </w:pPr>
+      <w:r>
+        <w:rPr>
+          <w:rFonts w:ascii="Times New Roman" w:hAnsi="Times New Roman" w:cs="Times New Roman"/>
+        </w:rPr>
         <w:pict w14:anchorId="12D7BC43">
           <v:rect id="_x0000_i1332" style="width:0;height:1.5pt" o:hralign="center" o:hrstd="t" o:hr="t" fillcolor="#a0a0a0" stroked="f"/>
         </w:pict>
@@ -1344,12 +2192,14 @@
     <w:p>
       <w:pPr>
         <w:rPr>
-          <w:b/>
-          <w:bCs/>
-        </w:rPr>
-      </w:pPr>
-      <w:r>
-        <w:rPr>
+          <w:rFonts w:ascii="Times New Roman" w:hAnsi="Times New Roman" w:cs="Times New Roman"/>
+          <w:b/>
+          <w:bCs/>
+        </w:rPr>
+      </w:pPr>
+      <w:r>
+        <w:rPr>
+          <w:rFonts w:ascii="Times New Roman" w:hAnsi="Times New Roman" w:cs="Times New Roman"/>
           <w:b/>
           <w:bCs/>
         </w:rPr>
@@ -1357,24 +2207,49 @@
       </w:r>
     </w:p>
     <w:p>
-      <w:r>
-        <w:rPr>
+      <w:pPr>
+        <w:rPr>
+          <w:rFonts w:ascii="Times New Roman" w:hAnsi="Times New Roman" w:cs="Times New Roman"/>
+        </w:rPr>
+      </w:pPr>
+      <w:r>
+        <w:rPr>
+          <w:rFonts w:ascii="Times New Roman" w:hAnsi="Times New Roman" w:cs="Times New Roman"/>
           <w:b/>
           <w:bCs/>
         </w:rPr>
         <w:t>Meaning:</w:t>
       </w:r>
       <w:r>
+        <w:rPr>
+          <w:rFonts w:ascii="Times New Roman" w:hAnsi="Times New Roman" w:cs="Times New Roman"/>
+        </w:rPr>
         <w:t xml:space="preserve"> Runs in background.</w:t>
       </w:r>
     </w:p>
     <w:p>
-      <w:r>
+      <w:pPr>
+        <w:rPr>
+          <w:rFonts w:ascii="Times New Roman" w:hAnsi="Times New Roman" w:cs="Times New Roman"/>
+        </w:rPr>
+      </w:pPr>
+      <w:r>
+        <w:rPr>
+          <w:rFonts w:ascii="Times New Roman" w:hAnsi="Times New Roman" w:cs="Times New Roman"/>
+        </w:rPr>
         <w:t>docker-compose up -d</w:t>
       </w:r>
     </w:p>
     <w:p>
-      <w:r>
+      <w:pPr>
+        <w:rPr>
+          <w:rFonts w:ascii="Times New Roman" w:hAnsi="Times New Roman" w:cs="Times New Roman"/>
+        </w:rPr>
+      </w:pPr>
+      <w:r>
+        <w:rPr>
+          <w:rFonts w:ascii="Times New Roman" w:hAnsi="Times New Roman" w:cs="Times New Roman"/>
+        </w:rPr>
         <w:pict w14:anchorId="795E0A69">
           <v:rect id="_x0000_i1333" style="width:0;height:1.5pt" o:hralign="center" o:hrstd="t" o:hr="t" fillcolor="#a0a0a0" stroked="f"/>
         </w:pict>
@@ -1383,12 +2258,14 @@
     <w:p>
       <w:pPr>
         <w:rPr>
-          <w:b/>
-          <w:bCs/>
-        </w:rPr>
-      </w:pPr>
-      <w:r>
-        <w:rPr>
+          <w:rFonts w:ascii="Times New Roman" w:hAnsi="Times New Roman" w:cs="Times New Roman"/>
+          <w:b/>
+          <w:bCs/>
+        </w:rPr>
+      </w:pPr>
+      <w:r>
+        <w:rPr>
+          <w:rFonts w:ascii="Times New Roman" w:hAnsi="Times New Roman" w:cs="Times New Roman"/>
           <w:b/>
           <w:bCs/>
         </w:rPr>
@@ -1396,24 +2273,49 @@
       </w:r>
     </w:p>
     <w:p>
-      <w:r>
-        <w:rPr>
+      <w:pPr>
+        <w:rPr>
+          <w:rFonts w:ascii="Times New Roman" w:hAnsi="Times New Roman" w:cs="Times New Roman"/>
+        </w:rPr>
+      </w:pPr>
+      <w:r>
+        <w:rPr>
+          <w:rFonts w:ascii="Times New Roman" w:hAnsi="Times New Roman" w:cs="Times New Roman"/>
           <w:b/>
           <w:bCs/>
         </w:rPr>
         <w:t>Meaning:</w:t>
       </w:r>
       <w:r>
+        <w:rPr>
+          <w:rFonts w:ascii="Times New Roman" w:hAnsi="Times New Roman" w:cs="Times New Roman"/>
+        </w:rPr>
         <w:t xml:space="preserve"> Stops containers.</w:t>
       </w:r>
     </w:p>
     <w:p>
-      <w:r>
+      <w:pPr>
+        <w:rPr>
+          <w:rFonts w:ascii="Times New Roman" w:hAnsi="Times New Roman" w:cs="Times New Roman"/>
+        </w:rPr>
+      </w:pPr>
+      <w:r>
+        <w:rPr>
+          <w:rFonts w:ascii="Times New Roman" w:hAnsi="Times New Roman" w:cs="Times New Roman"/>
+        </w:rPr>
         <w:t>docker-compose down</w:t>
       </w:r>
     </w:p>
     <w:p>
-      <w:r>
+      <w:pPr>
+        <w:rPr>
+          <w:rFonts w:ascii="Times New Roman" w:hAnsi="Times New Roman" w:cs="Times New Roman"/>
+        </w:rPr>
+      </w:pPr>
+      <w:r>
+        <w:rPr>
+          <w:rFonts w:ascii="Times New Roman" w:hAnsi="Times New Roman" w:cs="Times New Roman"/>
+        </w:rPr>
         <w:pict w14:anchorId="27C26791">
           <v:rect id="_x0000_i1334" style="width:0;height:1.5pt" o:hralign="center" o:hrstd="t" o:hr="t" fillcolor="#a0a0a0" stroked="f"/>
         </w:pict>
@@ -1422,12 +2324,14 @@
     <w:p>
       <w:pPr>
         <w:rPr>
-          <w:b/>
-          <w:bCs/>
-        </w:rPr>
-      </w:pPr>
-      <w:r>
-        <w:rPr>
+          <w:rFonts w:ascii="Times New Roman" w:hAnsi="Times New Roman" w:cs="Times New Roman"/>
+          <w:b/>
+          <w:bCs/>
+        </w:rPr>
+      </w:pPr>
+      <w:r>
+        <w:rPr>
+          <w:rFonts w:ascii="Times New Roman" w:hAnsi="Times New Roman" w:cs="Times New Roman"/>
           <w:b/>
           <w:bCs/>
         </w:rPr>
@@ -1435,24 +2339,49 @@
       </w:r>
     </w:p>
     <w:p>
-      <w:r>
-        <w:rPr>
+      <w:pPr>
+        <w:rPr>
+          <w:rFonts w:ascii="Times New Roman" w:hAnsi="Times New Roman" w:cs="Times New Roman"/>
+        </w:rPr>
+      </w:pPr>
+      <w:r>
+        <w:rPr>
+          <w:rFonts w:ascii="Times New Roman" w:hAnsi="Times New Roman" w:cs="Times New Roman"/>
           <w:b/>
           <w:bCs/>
         </w:rPr>
         <w:t>Meaning:</w:t>
       </w:r>
       <w:r>
+        <w:rPr>
+          <w:rFonts w:ascii="Times New Roman" w:hAnsi="Times New Roman" w:cs="Times New Roman"/>
+        </w:rPr>
         <w:t xml:space="preserve"> Stops containers and removes volumes.</w:t>
       </w:r>
     </w:p>
     <w:p>
-      <w:r>
+      <w:pPr>
+        <w:rPr>
+          <w:rFonts w:ascii="Times New Roman" w:hAnsi="Times New Roman" w:cs="Times New Roman"/>
+        </w:rPr>
+      </w:pPr>
+      <w:r>
+        <w:rPr>
+          <w:rFonts w:ascii="Times New Roman" w:hAnsi="Times New Roman" w:cs="Times New Roman"/>
+        </w:rPr>
         <w:t>docker-compose down -v</w:t>
       </w:r>
     </w:p>
     <w:p>
-      <w:r>
+      <w:pPr>
+        <w:rPr>
+          <w:rFonts w:ascii="Times New Roman" w:hAnsi="Times New Roman" w:cs="Times New Roman"/>
+        </w:rPr>
+      </w:pPr>
+      <w:r>
+        <w:rPr>
+          <w:rFonts w:ascii="Times New Roman" w:hAnsi="Times New Roman" w:cs="Times New Roman"/>
+        </w:rPr>
         <w:pict w14:anchorId="680BDE3F">
           <v:rect id="_x0000_i1335" style="width:0;height:1.5pt" o:hralign="center" o:hrstd="t" o:hr="t" fillcolor="#a0a0a0" stroked="f"/>
         </w:pict>
@@ -1461,12 +2390,14 @@
     <w:p>
       <w:pPr>
         <w:rPr>
-          <w:b/>
-          <w:bCs/>
-        </w:rPr>
-      </w:pPr>
-      <w:r>
-        <w:rPr>
+          <w:rFonts w:ascii="Times New Roman" w:hAnsi="Times New Roman" w:cs="Times New Roman"/>
+          <w:b/>
+          <w:bCs/>
+        </w:rPr>
+      </w:pPr>
+      <w:r>
+        <w:rPr>
+          <w:rFonts w:ascii="Times New Roman" w:hAnsi="Times New Roman" w:cs="Times New Roman"/>
           <w:b/>
           <w:bCs/>
         </w:rPr>
@@ -1474,54 +2405,129 @@
       </w:r>
     </w:p>
     <w:p>
-      <w:r>
+      <w:pPr>
+        <w:rPr>
+          <w:rFonts w:ascii="Times New Roman" w:hAnsi="Times New Roman" w:cs="Times New Roman"/>
+        </w:rPr>
+      </w:pPr>
+      <w:r>
+        <w:rPr>
+          <w:rFonts w:ascii="Times New Roman" w:hAnsi="Times New Roman" w:cs="Times New Roman"/>
+        </w:rPr>
         <w:t>version: "3.8"</w:t>
       </w:r>
     </w:p>
-    <w:p/>
-    <w:p>
-      <w:r>
+    <w:p>
+      <w:pPr>
+        <w:rPr>
+          <w:rFonts w:ascii="Times New Roman" w:hAnsi="Times New Roman" w:cs="Times New Roman"/>
+        </w:rPr>
+      </w:pPr>
+    </w:p>
+    <w:p>
+      <w:pPr>
+        <w:rPr>
+          <w:rFonts w:ascii="Times New Roman" w:hAnsi="Times New Roman" w:cs="Times New Roman"/>
+        </w:rPr>
+      </w:pPr>
+      <w:r>
+        <w:rPr>
+          <w:rFonts w:ascii="Times New Roman" w:hAnsi="Times New Roman" w:cs="Times New Roman"/>
+        </w:rPr>
         <w:t>services:</w:t>
       </w:r>
     </w:p>
     <w:p>
-      <w:r>
+      <w:pPr>
+        <w:rPr>
+          <w:rFonts w:ascii="Times New Roman" w:hAnsi="Times New Roman" w:cs="Times New Roman"/>
+        </w:rPr>
+      </w:pPr>
+      <w:r>
+        <w:rPr>
+          <w:rFonts w:ascii="Times New Roman" w:hAnsi="Times New Roman" w:cs="Times New Roman"/>
+        </w:rPr>
         <w:t xml:space="preserve">  </w:t>
       </w:r>
       <w:proofErr w:type="spellStart"/>
       <w:r>
+        <w:rPr>
+          <w:rFonts w:ascii="Times New Roman" w:hAnsi="Times New Roman" w:cs="Times New Roman"/>
+        </w:rPr>
         <w:t>db</w:t>
       </w:r>
       <w:proofErr w:type="spellEnd"/>
       <w:r>
+        <w:rPr>
+          <w:rFonts w:ascii="Times New Roman" w:hAnsi="Times New Roman" w:cs="Times New Roman"/>
+        </w:rPr>
         <w:t>:</w:t>
       </w:r>
     </w:p>
     <w:p>
-      <w:r>
+      <w:pPr>
+        <w:rPr>
+          <w:rFonts w:ascii="Times New Roman" w:hAnsi="Times New Roman" w:cs="Times New Roman"/>
+        </w:rPr>
+      </w:pPr>
+      <w:r>
+        <w:rPr>
+          <w:rFonts w:ascii="Times New Roman" w:hAnsi="Times New Roman" w:cs="Times New Roman"/>
+        </w:rPr>
         <w:t xml:space="preserve">    image: postgres:14</w:t>
       </w:r>
     </w:p>
     <w:p>
-      <w:r>
+      <w:pPr>
+        <w:rPr>
+          <w:rFonts w:ascii="Times New Roman" w:hAnsi="Times New Roman" w:cs="Times New Roman"/>
+        </w:rPr>
+      </w:pPr>
+      <w:r>
+        <w:rPr>
+          <w:rFonts w:ascii="Times New Roman" w:hAnsi="Times New Roman" w:cs="Times New Roman"/>
+        </w:rPr>
         <w:t xml:space="preserve">    ports:</w:t>
       </w:r>
     </w:p>
     <w:p>
-      <w:r>
+      <w:pPr>
+        <w:rPr>
+          <w:rFonts w:ascii="Times New Roman" w:hAnsi="Times New Roman" w:cs="Times New Roman"/>
+        </w:rPr>
+      </w:pPr>
+      <w:r>
+        <w:rPr>
+          <w:rFonts w:ascii="Times New Roman" w:hAnsi="Times New Roman" w:cs="Times New Roman"/>
+        </w:rPr>
         <w:t xml:space="preserve">      - "5432:5432"</w:t>
       </w:r>
     </w:p>
     <w:p>
-      <w:r>
-        <w:lastRenderedPageBreak/>
+      <w:pPr>
+        <w:rPr>
+          <w:rFonts w:ascii="Times New Roman" w:hAnsi="Times New Roman" w:cs="Times New Roman"/>
+        </w:rPr>
+      </w:pPr>
+      <w:r>
+        <w:rPr>
+          <w:rFonts w:ascii="Times New Roman" w:hAnsi="Times New Roman" w:cs="Times New Roman"/>
+        </w:rPr>
         <w:pict w14:anchorId="2A59F60C">
           <v:rect id="_x0000_i1336" style="width:0;height:1.5pt" o:hralign="center" o:hrstd="t" o:hr="t" fillcolor="#a0a0a0" stroked="f"/>
         </w:pict>
       </w:r>
     </w:p>
     <w:p>
-      <w:r>
+      <w:pPr>
+        <w:rPr>
+          <w:rFonts w:ascii="Times New Roman" w:hAnsi="Times New Roman" w:cs="Times New Roman"/>
+        </w:rPr>
+      </w:pPr>
+      <w:r>
+        <w:rPr>
+          <w:rFonts w:ascii="Times New Roman" w:hAnsi="Times New Roman" w:cs="Times New Roman"/>
+        </w:rPr>
         <w:pict w14:anchorId="5840F80F">
           <v:rect id="_x0000_i1337" style="width:0;height:1.5pt" o:hralign="center" o:hrstd="t" o:hr="t" fillcolor="#a0a0a0" stroked="f"/>
         </w:pict>
@@ -1530,12 +2536,14 @@
     <w:p>
       <w:pPr>
         <w:rPr>
-          <w:b/>
-          <w:bCs/>
-        </w:rPr>
-      </w:pPr>
-      <w:r>
-        <w:rPr>
+          <w:rFonts w:ascii="Times New Roman" w:hAnsi="Times New Roman" w:cs="Times New Roman"/>
+          <w:b/>
+          <w:bCs/>
+        </w:rPr>
+      </w:pPr>
+      <w:r>
+        <w:rPr>
+          <w:rFonts w:ascii="Times New Roman" w:hAnsi="Times New Roman" w:cs="Times New Roman"/>
           <w:b/>
           <w:bCs/>
         </w:rPr>
@@ -1545,12 +2553,14 @@
     <w:p>
       <w:pPr>
         <w:rPr>
-          <w:b/>
-          <w:bCs/>
-        </w:rPr>
-      </w:pPr>
-      <w:r>
-        <w:rPr>
+          <w:rFonts w:ascii="Times New Roman" w:hAnsi="Times New Roman" w:cs="Times New Roman"/>
+          <w:b/>
+          <w:bCs/>
+        </w:rPr>
+      </w:pPr>
+      <w:r>
+        <w:rPr>
+          <w:rFonts w:ascii="Times New Roman" w:hAnsi="Times New Roman" w:cs="Times New Roman"/>
           <w:b/>
           <w:bCs/>
         </w:rPr>
@@ -1560,12 +2570,14 @@
     <w:p>
       <w:pPr>
         <w:rPr>
-          <w:b/>
-          <w:bCs/>
-        </w:rPr>
-      </w:pPr>
-      <w:r>
-        <w:rPr>
+          <w:rFonts w:ascii="Times New Roman" w:hAnsi="Times New Roman" w:cs="Times New Roman"/>
+          <w:b/>
+          <w:bCs/>
+        </w:rPr>
+      </w:pPr>
+      <w:r>
+        <w:rPr>
+          <w:rFonts w:ascii="Times New Roman" w:hAnsi="Times New Roman" w:cs="Times New Roman"/>
           <w:b/>
           <w:bCs/>
         </w:rPr>
@@ -1573,12 +2585,28 @@
       </w:r>
     </w:p>
     <w:p>
-      <w:r>
+      <w:pPr>
+        <w:rPr>
+          <w:rFonts w:ascii="Times New Roman" w:hAnsi="Times New Roman" w:cs="Times New Roman"/>
+        </w:rPr>
+      </w:pPr>
+      <w:r>
+        <w:rPr>
+          <w:rFonts w:ascii="Times New Roman" w:hAnsi="Times New Roman" w:cs="Times New Roman"/>
+        </w:rPr>
         <w:t>CREATE DATABASE sample;</w:t>
       </w:r>
     </w:p>
     <w:p>
-      <w:r>
+      <w:pPr>
+        <w:rPr>
+          <w:rFonts w:ascii="Times New Roman" w:hAnsi="Times New Roman" w:cs="Times New Roman"/>
+        </w:rPr>
+      </w:pPr>
+      <w:r>
+        <w:rPr>
+          <w:rFonts w:ascii="Times New Roman" w:hAnsi="Times New Roman" w:cs="Times New Roman"/>
+        </w:rPr>
         <w:pict w14:anchorId="4F793F26">
           <v:rect id="_x0000_i1338" style="width:0;height:1.5pt" o:hralign="center" o:hrstd="t" o:hr="t" fillcolor="#a0a0a0" stroked="f"/>
         </w:pict>
@@ -1587,53 +2615,110 @@
     <w:p>
       <w:pPr>
         <w:rPr>
-          <w:b/>
-          <w:bCs/>
-        </w:rPr>
-      </w:pPr>
-      <w:r>
-        <w:rPr>
-          <w:b/>
-          <w:bCs/>
-        </w:rPr>
+          <w:rFonts w:ascii="Times New Roman" w:hAnsi="Times New Roman" w:cs="Times New Roman"/>
+          <w:b/>
+          <w:bCs/>
+        </w:rPr>
+      </w:pPr>
+      <w:r>
+        <w:rPr>
+          <w:rFonts w:ascii="Times New Roman" w:hAnsi="Times New Roman" w:cs="Times New Roman"/>
+          <w:b/>
+          <w:bCs/>
+        </w:rPr>
+        <w:lastRenderedPageBreak/>
         <w:t>2. Create Table</w:t>
       </w:r>
     </w:p>
     <w:p>
-      <w:r>
+      <w:pPr>
+        <w:rPr>
+          <w:rFonts w:ascii="Times New Roman" w:hAnsi="Times New Roman" w:cs="Times New Roman"/>
+        </w:rPr>
+      </w:pPr>
+      <w:r>
+        <w:rPr>
+          <w:rFonts w:ascii="Times New Roman" w:hAnsi="Times New Roman" w:cs="Times New Roman"/>
+        </w:rPr>
         <w:t>CREATE TABLE users (</w:t>
       </w:r>
     </w:p>
     <w:p>
-      <w:r>
+      <w:pPr>
+        <w:rPr>
+          <w:rFonts w:ascii="Times New Roman" w:hAnsi="Times New Roman" w:cs="Times New Roman"/>
+        </w:rPr>
+      </w:pPr>
+      <w:r>
+        <w:rPr>
+          <w:rFonts w:ascii="Times New Roman" w:hAnsi="Times New Roman" w:cs="Times New Roman"/>
+        </w:rPr>
         <w:t xml:space="preserve">    </w:t>
       </w:r>
       <w:proofErr w:type="spellStart"/>
       <w:r>
+        <w:rPr>
+          <w:rFonts w:ascii="Times New Roman" w:hAnsi="Times New Roman" w:cs="Times New Roman"/>
+        </w:rPr>
         <w:t>user_id</w:t>
       </w:r>
       <w:proofErr w:type="spellEnd"/>
       <w:r>
+        <w:rPr>
+          <w:rFonts w:ascii="Times New Roman" w:hAnsi="Times New Roman" w:cs="Times New Roman"/>
+        </w:rPr>
         <w:t xml:space="preserve"> SERIAL PRIMARY KEY,</w:t>
       </w:r>
     </w:p>
     <w:p>
-      <w:r>
+      <w:pPr>
+        <w:rPr>
+          <w:rFonts w:ascii="Times New Roman" w:hAnsi="Times New Roman" w:cs="Times New Roman"/>
+        </w:rPr>
+      </w:pPr>
+      <w:r>
+        <w:rPr>
+          <w:rFonts w:ascii="Times New Roman" w:hAnsi="Times New Roman" w:cs="Times New Roman"/>
+        </w:rPr>
         <w:t xml:space="preserve">    username VARCHAR(50),</w:t>
       </w:r>
     </w:p>
     <w:p>
-      <w:r>
+      <w:pPr>
+        <w:rPr>
+          <w:rFonts w:ascii="Times New Roman" w:hAnsi="Times New Roman" w:cs="Times New Roman"/>
+        </w:rPr>
+      </w:pPr>
+      <w:r>
+        <w:rPr>
+          <w:rFonts w:ascii="Times New Roman" w:hAnsi="Times New Roman" w:cs="Times New Roman"/>
+        </w:rPr>
         <w:t xml:space="preserve">    email VARCHAR(100)</w:t>
       </w:r>
     </w:p>
     <w:p>
-      <w:r>
+      <w:pPr>
+        <w:rPr>
+          <w:rFonts w:ascii="Times New Roman" w:hAnsi="Times New Roman" w:cs="Times New Roman"/>
+        </w:rPr>
+      </w:pPr>
+      <w:r>
+        <w:rPr>
+          <w:rFonts w:ascii="Times New Roman" w:hAnsi="Times New Roman" w:cs="Times New Roman"/>
+        </w:rPr>
         <w:t>);</w:t>
       </w:r>
     </w:p>
     <w:p>
-      <w:r>
+      <w:pPr>
+        <w:rPr>
+          <w:rFonts w:ascii="Times New Roman" w:hAnsi="Times New Roman" w:cs="Times New Roman"/>
+        </w:rPr>
+      </w:pPr>
+      <w:r>
+        <w:rPr>
+          <w:rFonts w:ascii="Times New Roman" w:hAnsi="Times New Roman" w:cs="Times New Roman"/>
+        </w:rPr>
         <w:pict w14:anchorId="79787DA0">
           <v:rect id="_x0000_i1339" style="width:0;height:1.5pt" o:hralign="center" o:hrstd="t" o:hr="t" fillcolor="#a0a0a0" stroked="f"/>
         </w:pict>
@@ -1642,12 +2727,14 @@
     <w:p>
       <w:pPr>
         <w:rPr>
-          <w:b/>
-          <w:bCs/>
-        </w:rPr>
-      </w:pPr>
-      <w:r>
-        <w:rPr>
+          <w:rFonts w:ascii="Times New Roman" w:hAnsi="Times New Roman" w:cs="Times New Roman"/>
+          <w:b/>
+          <w:bCs/>
+        </w:rPr>
+      </w:pPr>
+      <w:r>
+        <w:rPr>
+          <w:rFonts w:ascii="Times New Roman" w:hAnsi="Times New Roman" w:cs="Times New Roman"/>
           <w:b/>
           <w:bCs/>
         </w:rPr>
@@ -1655,17 +2742,41 @@
       </w:r>
     </w:p>
     <w:p>
-      <w:r>
+      <w:pPr>
+        <w:rPr>
+          <w:rFonts w:ascii="Times New Roman" w:hAnsi="Times New Roman" w:cs="Times New Roman"/>
+        </w:rPr>
+      </w:pPr>
+      <w:r>
+        <w:rPr>
+          <w:rFonts w:ascii="Times New Roman" w:hAnsi="Times New Roman" w:cs="Times New Roman"/>
+        </w:rPr>
         <w:t>INSERT INTO users (username, email)</w:t>
       </w:r>
     </w:p>
     <w:p>
-      <w:r>
+      <w:pPr>
+        <w:rPr>
+          <w:rFonts w:ascii="Times New Roman" w:hAnsi="Times New Roman" w:cs="Times New Roman"/>
+        </w:rPr>
+      </w:pPr>
+      <w:r>
+        <w:rPr>
+          <w:rFonts w:ascii="Times New Roman" w:hAnsi="Times New Roman" w:cs="Times New Roman"/>
+        </w:rPr>
         <w:t>VALUES ('lucy', 'lucy@email.com');</w:t>
       </w:r>
     </w:p>
     <w:p>
-      <w:r>
+      <w:pPr>
+        <w:rPr>
+          <w:rFonts w:ascii="Times New Roman" w:hAnsi="Times New Roman" w:cs="Times New Roman"/>
+        </w:rPr>
+      </w:pPr>
+      <w:r>
+        <w:rPr>
+          <w:rFonts w:ascii="Times New Roman" w:hAnsi="Times New Roman" w:cs="Times New Roman"/>
+        </w:rPr>
         <w:pict w14:anchorId="1E7867C0">
           <v:rect id="_x0000_i1340" style="width:0;height:1.5pt" o:hralign="center" o:hrstd="t" o:hr="t" fillcolor="#a0a0a0" stroked="f"/>
         </w:pict>
@@ -1674,12 +2785,14 @@
     <w:p>
       <w:pPr>
         <w:rPr>
-          <w:b/>
-          <w:bCs/>
-        </w:rPr>
-      </w:pPr>
-      <w:r>
-        <w:rPr>
+          <w:rFonts w:ascii="Times New Roman" w:hAnsi="Times New Roman" w:cs="Times New Roman"/>
+          <w:b/>
+          <w:bCs/>
+        </w:rPr>
+      </w:pPr>
+      <w:r>
+        <w:rPr>
+          <w:rFonts w:ascii="Times New Roman" w:hAnsi="Times New Roman" w:cs="Times New Roman"/>
           <w:b/>
           <w:bCs/>
         </w:rPr>
@@ -1687,12 +2800,28 @@
       </w:r>
     </w:p>
     <w:p>
-      <w:r>
+      <w:pPr>
+        <w:rPr>
+          <w:rFonts w:ascii="Times New Roman" w:hAnsi="Times New Roman" w:cs="Times New Roman"/>
+        </w:rPr>
+      </w:pPr>
+      <w:r>
+        <w:rPr>
+          <w:rFonts w:ascii="Times New Roman" w:hAnsi="Times New Roman" w:cs="Times New Roman"/>
+        </w:rPr>
         <w:t>SELECT * FROM users;</w:t>
       </w:r>
     </w:p>
     <w:p>
-      <w:r>
+      <w:pPr>
+        <w:rPr>
+          <w:rFonts w:ascii="Times New Roman" w:hAnsi="Times New Roman" w:cs="Times New Roman"/>
+        </w:rPr>
+      </w:pPr>
+      <w:r>
+        <w:rPr>
+          <w:rFonts w:ascii="Times New Roman" w:hAnsi="Times New Roman" w:cs="Times New Roman"/>
+        </w:rPr>
         <w:pict w14:anchorId="0C30F7B6">
           <v:rect id="_x0000_i1341" style="width:0;height:1.5pt" o:hralign="center" o:hrstd="t" o:hr="t" fillcolor="#a0a0a0" stroked="f"/>
         </w:pict>
@@ -1701,12 +2830,14 @@
     <w:p>
       <w:pPr>
         <w:rPr>
-          <w:b/>
-          <w:bCs/>
-        </w:rPr>
-      </w:pPr>
-      <w:r>
-        <w:rPr>
+          <w:rFonts w:ascii="Times New Roman" w:hAnsi="Times New Roman" w:cs="Times New Roman"/>
+          <w:b/>
+          <w:bCs/>
+        </w:rPr>
+      </w:pPr>
+      <w:r>
+        <w:rPr>
+          <w:rFonts w:ascii="Times New Roman" w:hAnsi="Times New Roman" w:cs="Times New Roman"/>
           <w:b/>
           <w:bCs/>
         </w:rPr>
@@ -1714,38 +2845,82 @@
       </w:r>
     </w:p>
     <w:p>
-      <w:r>
+      <w:pPr>
+        <w:rPr>
+          <w:rFonts w:ascii="Times New Roman" w:hAnsi="Times New Roman" w:cs="Times New Roman"/>
+        </w:rPr>
+      </w:pPr>
+      <w:r>
+        <w:rPr>
+          <w:rFonts w:ascii="Times New Roman" w:hAnsi="Times New Roman" w:cs="Times New Roman"/>
+        </w:rPr>
         <w:t>UPDATE users</w:t>
       </w:r>
     </w:p>
     <w:p>
-      <w:r>
+      <w:pPr>
+        <w:rPr>
+          <w:rFonts w:ascii="Times New Roman" w:hAnsi="Times New Roman" w:cs="Times New Roman"/>
+        </w:rPr>
+      </w:pPr>
+      <w:r>
+        <w:rPr>
+          <w:rFonts w:ascii="Times New Roman" w:hAnsi="Times New Roman" w:cs="Times New Roman"/>
+        </w:rPr>
         <w:t>SET username = '</w:t>
       </w:r>
       <w:proofErr w:type="spellStart"/>
       <w:r>
+        <w:rPr>
+          <w:rFonts w:ascii="Times New Roman" w:hAnsi="Times New Roman" w:cs="Times New Roman"/>
+        </w:rPr>
         <w:t>lucy_updated</w:t>
       </w:r>
       <w:proofErr w:type="spellEnd"/>
       <w:r>
+        <w:rPr>
+          <w:rFonts w:ascii="Times New Roman" w:hAnsi="Times New Roman" w:cs="Times New Roman"/>
+        </w:rPr>
         <w:t>'</w:t>
       </w:r>
     </w:p>
     <w:p>
-      <w:r>
+      <w:pPr>
+        <w:rPr>
+          <w:rFonts w:ascii="Times New Roman" w:hAnsi="Times New Roman" w:cs="Times New Roman"/>
+        </w:rPr>
+      </w:pPr>
+      <w:r>
+        <w:rPr>
+          <w:rFonts w:ascii="Times New Roman" w:hAnsi="Times New Roman" w:cs="Times New Roman"/>
+        </w:rPr>
         <w:t xml:space="preserve">WHERE </w:t>
       </w:r>
       <w:proofErr w:type="spellStart"/>
       <w:r>
+        <w:rPr>
+          <w:rFonts w:ascii="Times New Roman" w:hAnsi="Times New Roman" w:cs="Times New Roman"/>
+        </w:rPr>
         <w:t>user_id</w:t>
       </w:r>
       <w:proofErr w:type="spellEnd"/>
       <w:r>
+        <w:rPr>
+          <w:rFonts w:ascii="Times New Roman" w:hAnsi="Times New Roman" w:cs="Times New Roman"/>
+        </w:rPr>
         <w:t xml:space="preserve"> = 1;</w:t>
       </w:r>
     </w:p>
     <w:p>
-      <w:r>
+      <w:pPr>
+        <w:rPr>
+          <w:rFonts w:ascii="Times New Roman" w:hAnsi="Times New Roman" w:cs="Times New Roman"/>
+        </w:rPr>
+      </w:pPr>
+      <w:r>
+        <w:rPr>
+          <w:rFonts w:ascii="Times New Roman" w:hAnsi="Times New Roman" w:cs="Times New Roman"/>
+        </w:rPr>
         <w:pict w14:anchorId="4D9BB51E">
           <v:rect id="_x0000_i1342" style="width:0;height:1.5pt" o:hralign="center" o:hrstd="t" o:hr="t" fillcolor="#a0a0a0" stroked="f"/>
         </w:pict>
@@ -1754,12 +2929,14 @@
     <w:p>
       <w:pPr>
         <w:rPr>
-          <w:b/>
-          <w:bCs/>
-        </w:rPr>
-      </w:pPr>
-      <w:r>
-        <w:rPr>
+          <w:rFonts w:ascii="Times New Roman" w:hAnsi="Times New Roman" w:cs="Times New Roman"/>
+          <w:b/>
+          <w:bCs/>
+        </w:rPr>
+      </w:pPr>
+      <w:r>
+        <w:rPr>
+          <w:rFonts w:ascii="Times New Roman" w:hAnsi="Times New Roman" w:cs="Times New Roman"/>
           <w:b/>
           <w:bCs/>
         </w:rPr>
@@ -1767,33 +2944,70 @@
       </w:r>
     </w:p>
     <w:p>
-      <w:r>
+      <w:pPr>
+        <w:rPr>
+          <w:rFonts w:ascii="Times New Roman" w:hAnsi="Times New Roman" w:cs="Times New Roman"/>
+        </w:rPr>
+      </w:pPr>
+      <w:r>
+        <w:rPr>
+          <w:rFonts w:ascii="Times New Roman" w:hAnsi="Times New Roman" w:cs="Times New Roman"/>
+        </w:rPr>
         <w:t>DELETE FROM users</w:t>
       </w:r>
     </w:p>
     <w:p>
-      <w:r>
-        <w:lastRenderedPageBreak/>
+      <w:pPr>
+        <w:rPr>
+          <w:rFonts w:ascii="Times New Roman" w:hAnsi="Times New Roman" w:cs="Times New Roman"/>
+        </w:rPr>
+      </w:pPr>
+      <w:r>
+        <w:rPr>
+          <w:rFonts w:ascii="Times New Roman" w:hAnsi="Times New Roman" w:cs="Times New Roman"/>
+        </w:rPr>
         <w:t xml:space="preserve">WHERE </w:t>
       </w:r>
       <w:proofErr w:type="spellStart"/>
       <w:r>
+        <w:rPr>
+          <w:rFonts w:ascii="Times New Roman" w:hAnsi="Times New Roman" w:cs="Times New Roman"/>
+        </w:rPr>
         <w:t>user_id</w:t>
       </w:r>
       <w:proofErr w:type="spellEnd"/>
       <w:r>
+        <w:rPr>
+          <w:rFonts w:ascii="Times New Roman" w:hAnsi="Times New Roman" w:cs="Times New Roman"/>
+        </w:rPr>
         <w:t xml:space="preserve"> = 1;</w:t>
       </w:r>
     </w:p>
     <w:p>
-      <w:r>
+      <w:pPr>
+        <w:rPr>
+          <w:rFonts w:ascii="Times New Roman" w:hAnsi="Times New Roman" w:cs="Times New Roman"/>
+        </w:rPr>
+      </w:pPr>
+      <w:r>
+        <w:rPr>
+          <w:rFonts w:ascii="Times New Roman" w:hAnsi="Times New Roman" w:cs="Times New Roman"/>
+        </w:rPr>
         <w:pict w14:anchorId="69801BFC">
           <v:rect id="_x0000_i1343" style="width:0;height:1.5pt" o:hralign="center" o:hrstd="t" o:hr="t" fillcolor="#a0a0a0" stroked="f"/>
         </w:pict>
       </w:r>
     </w:p>
     <w:p>
-      <w:r>
+      <w:pPr>
+        <w:rPr>
+          <w:rFonts w:ascii="Times New Roman" w:hAnsi="Times New Roman" w:cs="Times New Roman"/>
+        </w:rPr>
+      </w:pPr>
+      <w:r>
+        <w:rPr>
+          <w:rFonts w:ascii="Times New Roman" w:hAnsi="Times New Roman" w:cs="Times New Roman"/>
+        </w:rPr>
         <w:pict w14:anchorId="72BE7573">
           <v:rect id="_x0000_i1344" style="width:0;height:1.5pt" o:hralign="center" o:hrstd="t" o:hr="t" fillcolor="#a0a0a0" stroked="f"/>
         </w:pict>
@@ -1802,12 +3016,14 @@
     <w:p>
       <w:pPr>
         <w:rPr>
-          <w:b/>
-          <w:bCs/>
-        </w:rPr>
-      </w:pPr>
-      <w:r>
-        <w:rPr>
+          <w:rFonts w:ascii="Times New Roman" w:hAnsi="Times New Roman" w:cs="Times New Roman"/>
+          <w:b/>
+          <w:bCs/>
+        </w:rPr>
+      </w:pPr>
+      <w:r>
+        <w:rPr>
+          <w:rFonts w:ascii="Times New Roman" w:hAnsi="Times New Roman" w:cs="Times New Roman"/>
           <w:b/>
           <w:bCs/>
         </w:rPr>
@@ -1817,12 +3033,14 @@
     <w:p>
       <w:pPr>
         <w:rPr>
-          <w:b/>
-          <w:bCs/>
-        </w:rPr>
-      </w:pPr>
-      <w:r>
-        <w:rPr>
+          <w:rFonts w:ascii="Times New Roman" w:hAnsi="Times New Roman" w:cs="Times New Roman"/>
+          <w:b/>
+          <w:bCs/>
+        </w:rPr>
+      </w:pPr>
+      <w:r>
+        <w:rPr>
+          <w:rFonts w:ascii="Times New Roman" w:hAnsi="Times New Roman" w:cs="Times New Roman"/>
           <w:b/>
           <w:bCs/>
         </w:rPr>
@@ -1832,12 +3050,14 @@
     <w:p>
       <w:pPr>
         <w:rPr>
-          <w:b/>
-          <w:bCs/>
-        </w:rPr>
-      </w:pPr>
-      <w:r>
-        <w:rPr>
+          <w:rFonts w:ascii="Times New Roman" w:hAnsi="Times New Roman" w:cs="Times New Roman"/>
+          <w:b/>
+          <w:bCs/>
+        </w:rPr>
+      </w:pPr>
+      <w:r>
+        <w:rPr>
+          <w:rFonts w:ascii="Times New Roman" w:hAnsi="Times New Roman" w:cs="Times New Roman"/>
           <w:b/>
           <w:bCs/>
         </w:rPr>
@@ -1846,6 +3066,7 @@
       <w:proofErr w:type="spellStart"/>
       <w:r>
         <w:rPr>
+          <w:rFonts w:ascii="Times New Roman" w:hAnsi="Times New Roman" w:cs="Times New Roman"/>
           <w:b/>
           <w:bCs/>
         </w:rPr>
@@ -1854,29 +3075,58 @@
       <w:proofErr w:type="spellEnd"/>
     </w:p>
     <w:p>
-      <w:r>
-        <w:rPr>
+      <w:pPr>
+        <w:rPr>
+          <w:rFonts w:ascii="Times New Roman" w:hAnsi="Times New Roman" w:cs="Times New Roman"/>
+        </w:rPr>
+      </w:pPr>
+      <w:r>
+        <w:rPr>
+          <w:rFonts w:ascii="Times New Roman" w:hAnsi="Times New Roman" w:cs="Times New Roman"/>
           <w:b/>
           <w:bCs/>
         </w:rPr>
         <w:t>Meaning:</w:t>
       </w:r>
       <w:r>
+        <w:rPr>
+          <w:rFonts w:ascii="Times New Roman" w:hAnsi="Times New Roman" w:cs="Times New Roman"/>
+        </w:rPr>
         <w:t xml:space="preserve"> Lists files and folders.</w:t>
       </w:r>
     </w:p>
     <w:p>
-      <w:r>
+      <w:pPr>
+        <w:rPr>
+          <w:rFonts w:ascii="Times New Roman" w:hAnsi="Times New Roman" w:cs="Times New Roman"/>
+        </w:rPr>
+      </w:pPr>
+      <w:r>
+        <w:rPr>
+          <w:rFonts w:ascii="Times New Roman" w:hAnsi="Times New Roman" w:cs="Times New Roman"/>
+        </w:rPr>
         <w:t>Get-</w:t>
       </w:r>
       <w:proofErr w:type="spellStart"/>
       <w:r>
+        <w:rPr>
+          <w:rFonts w:ascii="Times New Roman" w:hAnsi="Times New Roman" w:cs="Times New Roman"/>
+        </w:rPr>
         <w:t>ChildItem</w:t>
       </w:r>
       <w:proofErr w:type="spellEnd"/>
     </w:p>
     <w:p>
-      <w:r>
+      <w:pPr>
+        <w:rPr>
+          <w:rFonts w:ascii="Times New Roman" w:hAnsi="Times New Roman" w:cs="Times New Roman"/>
+        </w:rPr>
+      </w:pPr>
+      <w:r>
+        <w:rPr>
+          <w:rFonts w:ascii="Times New Roman" w:hAnsi="Times New Roman" w:cs="Times New Roman"/>
+        </w:rPr>
+        <w:lastRenderedPageBreak/>
         <w:pict w14:anchorId="0FACB3FE">
           <v:rect id="_x0000_i1345" style="width:0;height:1.5pt" o:hralign="center" o:hrstd="t" o:hr="t" fillcolor="#a0a0a0" stroked="f"/>
         </w:pict>
@@ -1885,12 +3135,14 @@
     <w:p>
       <w:pPr>
         <w:rPr>
-          <w:b/>
-          <w:bCs/>
-        </w:rPr>
-      </w:pPr>
-      <w:r>
-        <w:rPr>
+          <w:rFonts w:ascii="Times New Roman" w:hAnsi="Times New Roman" w:cs="Times New Roman"/>
+          <w:b/>
+          <w:bCs/>
+        </w:rPr>
+      </w:pPr>
+      <w:r>
+        <w:rPr>
+          <w:rFonts w:ascii="Times New Roman" w:hAnsi="Times New Roman" w:cs="Times New Roman"/>
           <w:b/>
           <w:bCs/>
         </w:rPr>
@@ -1898,24 +3150,49 @@
       </w:r>
     </w:p>
     <w:p>
-      <w:r>
-        <w:rPr>
+      <w:pPr>
+        <w:rPr>
+          <w:rFonts w:ascii="Times New Roman" w:hAnsi="Times New Roman" w:cs="Times New Roman"/>
+        </w:rPr>
+      </w:pPr>
+      <w:r>
+        <w:rPr>
+          <w:rFonts w:ascii="Times New Roman" w:hAnsi="Times New Roman" w:cs="Times New Roman"/>
           <w:b/>
           <w:bCs/>
         </w:rPr>
         <w:t>Meaning:</w:t>
       </w:r>
       <w:r>
+        <w:rPr>
+          <w:rFonts w:ascii="Times New Roman" w:hAnsi="Times New Roman" w:cs="Times New Roman"/>
+        </w:rPr>
         <w:t xml:space="preserve"> Creates file or folder.</w:t>
       </w:r>
     </w:p>
     <w:p>
-      <w:r>
+      <w:pPr>
+        <w:rPr>
+          <w:rFonts w:ascii="Times New Roman" w:hAnsi="Times New Roman" w:cs="Times New Roman"/>
+        </w:rPr>
+      </w:pPr>
+      <w:r>
+        <w:rPr>
+          <w:rFonts w:ascii="Times New Roman" w:hAnsi="Times New Roman" w:cs="Times New Roman"/>
+        </w:rPr>
         <w:t>New-Item file.txt</w:t>
       </w:r>
     </w:p>
     <w:p>
-      <w:r>
+      <w:pPr>
+        <w:rPr>
+          <w:rFonts w:ascii="Times New Roman" w:hAnsi="Times New Roman" w:cs="Times New Roman"/>
+        </w:rPr>
+      </w:pPr>
+      <w:r>
+        <w:rPr>
+          <w:rFonts w:ascii="Times New Roman" w:hAnsi="Times New Roman" w:cs="Times New Roman"/>
+        </w:rPr>
         <w:pict w14:anchorId="6F81CA72">
           <v:rect id="_x0000_i1346" style="width:0;height:1.5pt" o:hralign="center" o:hrstd="t" o:hr="t" fillcolor="#a0a0a0" stroked="f"/>
         </w:pict>
@@ -1924,12 +3201,14 @@
     <w:p>
       <w:pPr>
         <w:rPr>
-          <w:b/>
-          <w:bCs/>
-        </w:rPr>
-      </w:pPr>
-      <w:r>
-        <w:rPr>
+          <w:rFonts w:ascii="Times New Roman" w:hAnsi="Times New Roman" w:cs="Times New Roman"/>
+          <w:b/>
+          <w:bCs/>
+        </w:rPr>
+      </w:pPr>
+      <w:r>
+        <w:rPr>
+          <w:rFonts w:ascii="Times New Roman" w:hAnsi="Times New Roman" w:cs="Times New Roman"/>
           <w:b/>
           <w:bCs/>
         </w:rPr>
@@ -1937,24 +3216,49 @@
       </w:r>
     </w:p>
     <w:p>
-      <w:r>
-        <w:rPr>
+      <w:pPr>
+        <w:rPr>
+          <w:rFonts w:ascii="Times New Roman" w:hAnsi="Times New Roman" w:cs="Times New Roman"/>
+        </w:rPr>
+      </w:pPr>
+      <w:r>
+        <w:rPr>
+          <w:rFonts w:ascii="Times New Roman" w:hAnsi="Times New Roman" w:cs="Times New Roman"/>
           <w:b/>
           <w:bCs/>
         </w:rPr>
         <w:t>Meaning:</w:t>
       </w:r>
       <w:r>
+        <w:rPr>
+          <w:rFonts w:ascii="Times New Roman" w:hAnsi="Times New Roman" w:cs="Times New Roman"/>
+        </w:rPr>
         <w:t xml:space="preserve"> Deletes file.</w:t>
       </w:r>
     </w:p>
     <w:p>
-      <w:r>
+      <w:pPr>
+        <w:rPr>
+          <w:rFonts w:ascii="Times New Roman" w:hAnsi="Times New Roman" w:cs="Times New Roman"/>
+        </w:rPr>
+      </w:pPr>
+      <w:r>
+        <w:rPr>
+          <w:rFonts w:ascii="Times New Roman" w:hAnsi="Times New Roman" w:cs="Times New Roman"/>
+        </w:rPr>
         <w:t>Remove-Item file.txt</w:t>
       </w:r>
     </w:p>
     <w:p>
-      <w:r>
+      <w:pPr>
+        <w:rPr>
+          <w:rFonts w:ascii="Times New Roman" w:hAnsi="Times New Roman" w:cs="Times New Roman"/>
+        </w:rPr>
+      </w:pPr>
+      <w:r>
+        <w:rPr>
+          <w:rFonts w:ascii="Times New Roman" w:hAnsi="Times New Roman" w:cs="Times New Roman"/>
+        </w:rPr>
         <w:pict w14:anchorId="614079F0">
           <v:rect id="_x0000_i1347" style="width:0;height:1.5pt" o:hralign="center" o:hrstd="t" o:hr="t" fillcolor="#a0a0a0" stroked="f"/>
         </w:pict>
@@ -1963,12 +3267,14 @@
     <w:p>
       <w:pPr>
         <w:rPr>
-          <w:b/>
-          <w:bCs/>
-        </w:rPr>
-      </w:pPr>
-      <w:r>
-        <w:rPr>
+          <w:rFonts w:ascii="Times New Roman" w:hAnsi="Times New Roman" w:cs="Times New Roman"/>
+          <w:b/>
+          <w:bCs/>
+        </w:rPr>
+      </w:pPr>
+      <w:r>
+        <w:rPr>
+          <w:rFonts w:ascii="Times New Roman" w:hAnsi="Times New Roman" w:cs="Times New Roman"/>
           <w:b/>
           <w:bCs/>
         </w:rPr>
@@ -1976,24 +3282,49 @@
       </w:r>
     </w:p>
     <w:p>
-      <w:r>
-        <w:rPr>
+      <w:pPr>
+        <w:rPr>
+          <w:rFonts w:ascii="Times New Roman" w:hAnsi="Times New Roman" w:cs="Times New Roman"/>
+        </w:rPr>
+      </w:pPr>
+      <w:r>
+        <w:rPr>
+          <w:rFonts w:ascii="Times New Roman" w:hAnsi="Times New Roman" w:cs="Times New Roman"/>
           <w:b/>
           <w:bCs/>
         </w:rPr>
         <w:t>Meaning:</w:t>
       </w:r>
       <w:r>
+        <w:rPr>
+          <w:rFonts w:ascii="Times New Roman" w:hAnsi="Times New Roman" w:cs="Times New Roman"/>
+        </w:rPr>
         <w:t xml:space="preserve"> Reads file.</w:t>
       </w:r>
     </w:p>
     <w:p>
-      <w:r>
+      <w:pPr>
+        <w:rPr>
+          <w:rFonts w:ascii="Times New Roman" w:hAnsi="Times New Roman" w:cs="Times New Roman"/>
+        </w:rPr>
+      </w:pPr>
+      <w:r>
+        <w:rPr>
+          <w:rFonts w:ascii="Times New Roman" w:hAnsi="Times New Roman" w:cs="Times New Roman"/>
+        </w:rPr>
         <w:t>Get-Content file.txt</w:t>
       </w:r>
     </w:p>
     <w:p>
-      <w:r>
+      <w:pPr>
+        <w:rPr>
+          <w:rFonts w:ascii="Times New Roman" w:hAnsi="Times New Roman" w:cs="Times New Roman"/>
+        </w:rPr>
+      </w:pPr>
+      <w:r>
+        <w:rPr>
+          <w:rFonts w:ascii="Times New Roman" w:hAnsi="Times New Roman" w:cs="Times New Roman"/>
+        </w:rPr>
         <w:pict w14:anchorId="0192D637">
           <v:rect id="_x0000_i1348" style="width:0;height:1.5pt" o:hralign="center" o:hrstd="t" o:hr="t" fillcolor="#a0a0a0" stroked="f"/>
         </w:pict>
@@ -2002,12 +3333,14 @@
     <w:p>
       <w:pPr>
         <w:rPr>
-          <w:b/>
-          <w:bCs/>
-        </w:rPr>
-      </w:pPr>
-      <w:r>
-        <w:rPr>
+          <w:rFonts w:ascii="Times New Roman" w:hAnsi="Times New Roman" w:cs="Times New Roman"/>
+          <w:b/>
+          <w:bCs/>
+        </w:rPr>
+      </w:pPr>
+      <w:r>
+        <w:rPr>
+          <w:rFonts w:ascii="Times New Roman" w:hAnsi="Times New Roman" w:cs="Times New Roman"/>
           <w:b/>
           <w:bCs/>
         </w:rPr>
@@ -2015,24 +3348,49 @@
       </w:r>
     </w:p>
     <w:p>
-      <w:r>
-        <w:rPr>
+      <w:pPr>
+        <w:rPr>
+          <w:rFonts w:ascii="Times New Roman" w:hAnsi="Times New Roman" w:cs="Times New Roman"/>
+        </w:rPr>
+      </w:pPr>
+      <w:r>
+        <w:rPr>
+          <w:rFonts w:ascii="Times New Roman" w:hAnsi="Times New Roman" w:cs="Times New Roman"/>
           <w:b/>
           <w:bCs/>
         </w:rPr>
         <w:t>Meaning:</w:t>
       </w:r>
       <w:r>
+        <w:rPr>
+          <w:rFonts w:ascii="Times New Roman" w:hAnsi="Times New Roman" w:cs="Times New Roman"/>
+        </w:rPr>
         <w:t xml:space="preserve"> Searches text.</w:t>
       </w:r>
     </w:p>
     <w:p>
-      <w:r>
+      <w:pPr>
+        <w:rPr>
+          <w:rFonts w:ascii="Times New Roman" w:hAnsi="Times New Roman" w:cs="Times New Roman"/>
+        </w:rPr>
+      </w:pPr>
+      <w:r>
+        <w:rPr>
+          <w:rFonts w:ascii="Times New Roman" w:hAnsi="Times New Roman" w:cs="Times New Roman"/>
+        </w:rPr>
         <w:t>Select-String "hello" file.txt</w:t>
       </w:r>
     </w:p>
     <w:p>
-      <w:r>
+      <w:pPr>
+        <w:rPr>
+          <w:rFonts w:ascii="Times New Roman" w:hAnsi="Times New Roman" w:cs="Times New Roman"/>
+        </w:rPr>
+      </w:pPr>
+      <w:r>
+        <w:rPr>
+          <w:rFonts w:ascii="Times New Roman" w:hAnsi="Times New Roman" w:cs="Times New Roman"/>
+        </w:rPr>
         <w:pict w14:anchorId="7930B047">
           <v:rect id="_x0000_i1349" style="width:0;height:1.5pt" o:hralign="center" o:hrstd="t" o:hr="t" fillcolor="#a0a0a0" stroked="f"/>
         </w:pict>
@@ -2041,12 +3399,14 @@
     <w:p>
       <w:pPr>
         <w:rPr>
-          <w:b/>
-          <w:bCs/>
-        </w:rPr>
-      </w:pPr>
-      <w:r>
-        <w:rPr>
+          <w:rFonts w:ascii="Times New Roman" w:hAnsi="Times New Roman" w:cs="Times New Roman"/>
+          <w:b/>
+          <w:bCs/>
+        </w:rPr>
+      </w:pPr>
+      <w:r>
+        <w:rPr>
+          <w:rFonts w:ascii="Times New Roman" w:hAnsi="Times New Roman" w:cs="Times New Roman"/>
           <w:b/>
           <w:bCs/>
         </w:rPr>
@@ -2054,19 +3414,36 @@
       </w:r>
     </w:p>
     <w:p>
-      <w:r>
-        <w:rPr>
+      <w:pPr>
+        <w:rPr>
+          <w:rFonts w:ascii="Times New Roman" w:hAnsi="Times New Roman" w:cs="Times New Roman"/>
+        </w:rPr>
+      </w:pPr>
+      <w:r>
+        <w:rPr>
+          <w:rFonts w:ascii="Times New Roman" w:hAnsi="Times New Roman" w:cs="Times New Roman"/>
           <w:b/>
           <w:bCs/>
         </w:rPr>
         <w:t>Meaning:</w:t>
       </w:r>
       <w:r>
+        <w:rPr>
+          <w:rFonts w:ascii="Times New Roman" w:hAnsi="Times New Roman" w:cs="Times New Roman"/>
+        </w:rPr>
         <w:t xml:space="preserve"> Creates CSV file.</w:t>
       </w:r>
     </w:p>
     <w:p>
-      <w:r>
+      <w:pPr>
+        <w:rPr>
+          <w:rFonts w:ascii="Times New Roman" w:hAnsi="Times New Roman" w:cs="Times New Roman"/>
+        </w:rPr>
+      </w:pPr>
+      <w:r>
+        <w:rPr>
+          <w:rFonts w:ascii="Times New Roman" w:hAnsi="Times New Roman" w:cs="Times New Roman"/>
+        </w:rPr>
         <w:t>$data | Export-Csv file.csv</w:t>
       </w:r>
     </w:p>
